--- a/doc/Camera ready/Camera-ready Guidelines.docx
+++ b/doc/Camera ready/Camera-ready Guidelines.docx
@@ -1,22 +1,17 @@
 
 <file path=word/document.xml><?xml version="1.0" encoding="utf-8"?>
-<w:document xmlns:wpc="http://schemas.microsoft.com/office/word/2010/wordprocessingCanvas" xmlns:cx="http://schemas.microsoft.com/office/drawing/2014/chartex" xmlns:cx1="http://schemas.microsoft.com/office/drawing/2015/9/8/chartex" xmlns:cx2="http://schemas.microsoft.com/office/drawing/2015/10/21/chartex" xmlns:cx3="http://schemas.microsoft.com/office/drawing/2016/5/9/chartex" xmlns:cx4="http://schemas.microsoft.com/office/drawing/2016/5/10/chartex" xmlns:cx5="http://schemas.microsoft.com/office/drawing/2016/5/11/chartex" xmlns:cx6="http://schemas.microsoft.com/office/drawing/2016/5/12/chartex" xmlns:cx7="http://schemas.microsoft.com/office/drawing/2016/5/13/chartex" xmlns:cx8="http://schemas.microsoft.com/office/drawing/2016/5/14/chartex" xmlns:mc="http://schemas.openxmlformats.org/markup-compatibility/2006" xmlns:aink="http://schemas.microsoft.com/office/drawing/2016/ink" xmlns:am3d="http://schemas.microsoft.com/office/drawing/2017/model3d" xmlns:o="urn:schemas-microsoft-com:office:office" xmlns:oel="http://schemas.microsoft.com/office/2019/extlst" xmlns:r="http://schemas.openxmlformats.org/officeDocument/2006/relationships" xmlns:m="http://schemas.openxmlformats.org/officeDocument/2006/math" xmlns:v="urn:schemas-microsoft-com:vml" xmlns:wp14="http://schemas.microsoft.com/office/word/2010/wordprocessingDrawing" xmlns:wp="http://schemas.openxmlformats.org/drawingml/2006/wordprocessingDrawing" xmlns:w10="urn:schemas-microsoft-com:office:word" xmlns:w="http://schemas.openxmlformats.org/wordprocessingml/2006/main" xmlns:w14="http://schemas.microsoft.com/office/word/2010/wordml" xmlns:w15="http://schemas.microsoft.com/office/word/2012/wordml" xmlns:w16cex="http://schemas.microsoft.com/office/word/2018/wordml/cex" xmlns:w16cid="http://schemas.microsoft.com/office/word/2016/wordml/cid" xmlns:w16="http://schemas.microsoft.com/office/word/2018/wordml" xmlns:w16du="http://schemas.microsoft.com/office/word/2023/wordml/word16du" xmlns:w16sdtdh="http://schemas.microsoft.com/office/word/2020/wordml/sdtdatahash" xmlns:w16sdtfl="http://schemas.microsoft.com/office/word/2024/wordml/sdtformatlock" xmlns:w16se="http://schemas.microsoft.com/office/word/2015/wordml/symex" xmlns:wpg="http://schemas.microsoft.com/office/word/2010/wordprocessingGroup" xmlns:wpi="http://schemas.microsoft.com/office/word/2010/wordprocessingInk" xmlns:wne="http://schemas.microsoft.com/office/word/2006/wordml" xmlns:wps="http://schemas.microsoft.com/office/word/2010/wordprocessingShape" mc:Ignorable="w14 w15 w16se w16cid w16 w16cex w16sdtdh w16sdtfl w16du wp14">
+<w:document xmlns:o="urn:schemas-microsoft-com:office:office" xmlns:r="http://schemas.openxmlformats.org/officeDocument/2006/relationships" xmlns:v="urn:schemas-microsoft-com:vml" xmlns:w="http://schemas.openxmlformats.org/wordprocessingml/2006/main" xmlns:w10="urn:schemas-microsoft-com:office:word" xmlns:wp="http://schemas.openxmlformats.org/drawingml/2006/wordprocessingDrawing" xmlns:pic="http://schemas.openxmlformats.org/drawingml/2006/picture" xmlns:wps="http://schemas.microsoft.com/office/word/2010/wordprocessingShape" xmlns:wpg="http://schemas.microsoft.com/office/word/2010/wordprocessingGroup" xmlns:mc="http://schemas.openxmlformats.org/markup-compatibility/2006" xmlns:wp14="http://schemas.microsoft.com/office/word/2010/wordprocessingDrawing" xmlns:w14="http://schemas.microsoft.com/office/word/2010/wordml" xmlns:w15="http://schemas.microsoft.com/office/word/2012/wordml" mc:Ignorable="w14 wp14 w15">
   <w:body>
     <w:p>
       <w:pPr>
-        <w:widowControl w:val="0"/>
-        <w:pBdr>
-          <w:top w:val="nil"/>
-          <w:left w:val="nil"/>
-          <w:bottom w:val="nil"/>
-          <w:right w:val="nil"/>
-          <w:between w:val="nil"/>
-        </w:pBdr>
-        <w:spacing w:line="247" w:lineRule="auto"/>
-        <w:ind w:left="1567" w:right="1617"/>
+        <w:pStyle w:val="Normal"/>
+        <w:widowControl w:val="false"/>
+        <w:pBdr/>
+        <w:spacing w:lineRule="auto" w:line="247"/>
+        <w:ind w:start="1567" w:end="1617"/>
         <w:jc w:val="center"/>
         <w:rPr>
-          <w:rFonts w:ascii="Times New Roman" w:eastAsia="Calibri" w:hAnsi="Times New Roman" w:cs="Times New Roman"/>
+          <w:rFonts w:ascii="Times New Roman" w:hAnsi="Times New Roman" w:eastAsia="Calibri" w:cs="Times New Roman"/>
           <w:b/>
           <w:color w:val="000000"/>
           <w:sz w:val="28"/>
@@ -25,7 +20,7 @@
       </w:pPr>
       <w:r>
         <w:rPr>
-          <w:rFonts w:ascii="Times New Roman" w:eastAsia="Calibri" w:hAnsi="Times New Roman" w:cs="Times New Roman"/>
+          <w:rFonts w:eastAsia="Calibri" w:cs="Times New Roman" w:ascii="Times New Roman" w:hAnsi="Times New Roman"/>
           <w:b/>
           <w:color w:val="000000"/>
           <w:sz w:val="28"/>
@@ -36,19 +31,14 @@
     </w:p>
     <w:p>
       <w:pPr>
-        <w:widowControl w:val="0"/>
-        <w:pBdr>
-          <w:top w:val="nil"/>
-          <w:left w:val="nil"/>
-          <w:bottom w:val="nil"/>
-          <w:right w:val="nil"/>
-          <w:between w:val="nil"/>
-        </w:pBdr>
-        <w:spacing w:line="247" w:lineRule="auto"/>
-        <w:ind w:left="1567" w:right="1617"/>
+        <w:pStyle w:val="Normal"/>
+        <w:widowControl w:val="false"/>
+        <w:pBdr/>
+        <w:spacing w:lineRule="auto" w:line="247"/>
+        <w:ind w:start="1567" w:end="1617"/>
         <w:jc w:val="center"/>
         <w:rPr>
-          <w:rFonts w:ascii="Times New Roman" w:eastAsia="Calibri" w:hAnsi="Times New Roman" w:cs="Times New Roman"/>
+          <w:rFonts w:ascii="Times New Roman" w:hAnsi="Times New Roman" w:eastAsia="Calibri" w:cs="Times New Roman"/>
           <w:b/>
           <w:color w:val="000000"/>
           <w:sz w:val="28"/>
@@ -57,57 +47,46 @@
       </w:pPr>
       <w:r>
         <w:rPr>
-          <w:rFonts w:ascii="Times New Roman" w:eastAsia="Calibri" w:hAnsi="Times New Roman" w:cs="Times New Roman"/>
+          <w:rFonts w:eastAsia="Calibri" w:cs="Times New Roman" w:ascii="Times New Roman" w:hAnsi="Times New Roman"/>
           <w:b/>
           <w:color w:val="000000"/>
           <w:sz w:val="28"/>
           <w:szCs w:val="24"/>
         </w:rPr>
-        <w:t>Young Scientists’ Conference on Multidis</w:t>
-      </w:r>
-      <w:r>
-        <w:rPr>
-          <w:rFonts w:ascii="Times New Roman" w:eastAsia="Calibri" w:hAnsi="Times New Roman" w:cs="Times New Roman"/>
-          <w:b/>
-          <w:color w:val="000000"/>
-          <w:sz w:val="28"/>
-          <w:szCs w:val="24"/>
-        </w:rPr>
-        <w:t>ciplinary Research (YSCMR) – 202</w:t>
-      </w:r>
-      <w:r>
-        <w:rPr>
-          <w:rFonts w:ascii="Times New Roman" w:eastAsia="Calibri" w:hAnsi="Times New Roman" w:cs="Times New Roman"/>
-          <w:b/>
-          <w:color w:val="000000"/>
-          <w:sz w:val="28"/>
-          <w:szCs w:val="24"/>
-        </w:rPr>
-        <w:t>6</w:t>
-      </w:r>
-    </w:p>
-    <w:p>
-      <w:pPr>
-        <w:jc w:val="both"/>
-        <w:rPr>
-          <w:rFonts w:ascii="Times New Roman" w:hAnsi="Times New Roman" w:cs="Times New Roman"/>
-          <w:b/>
-          <w:sz w:val="24"/>
-        </w:rPr>
-      </w:pPr>
-    </w:p>
-    <w:p>
-      <w:pPr>
-        <w:jc w:val="both"/>
-        <w:rPr>
-          <w:rFonts w:ascii="Times New Roman" w:hAnsi="Times New Roman" w:cs="Times New Roman"/>
-          <w:b/>
-          <w:sz w:val="24"/>
-        </w:rPr>
-      </w:pPr>
-      <w:r>
-        <w:rPr>
-          <w:rFonts w:ascii="Times New Roman" w:hAnsi="Times New Roman" w:cs="Times New Roman"/>
+        <w:t>Young Scientists’ Conference on Multidisciplinary Research (YSCMR) – 2026</w:t>
+      </w:r>
+    </w:p>
+    <w:p>
+      <w:pPr>
+        <w:pStyle w:val="Normal"/>
+        <w:jc w:val="both"/>
+        <w:rPr>
+          <w:rFonts w:ascii="Times New Roman" w:hAnsi="Times New Roman" w:cs="Times New Roman"/>
+          <w:b/>
+          <w:sz w:val="24"/>
+        </w:rPr>
+      </w:pPr>
+      <w:r>
+        <w:rPr>
+          <w:rFonts w:cs="Times New Roman" w:ascii="Times New Roman" w:hAnsi="Times New Roman"/>
+          <w:b/>
+          <w:sz w:val="24"/>
+        </w:rPr>
+      </w:r>
+    </w:p>
+    <w:p>
+      <w:pPr>
+        <w:pStyle w:val="Normal"/>
+        <w:jc w:val="both"/>
+        <w:rPr>
+          <w:rFonts w:ascii="Times New Roman" w:hAnsi="Times New Roman" w:cs="Times New Roman"/>
+          <w:b/>
+          <w:sz w:val="24"/>
+        </w:rPr>
+      </w:pPr>
+      <w:r>
+        <w:rPr>
+          <w:rFonts w:cs="Times New Roman" w:ascii="Times New Roman" w:hAnsi="Times New Roman"/>
           <w:b/>
           <w:sz w:val="24"/>
         </w:rPr>
@@ -115,7 +94,7 @@
       </w:r>
       <w:r>
         <w:rPr>
-          <w:rFonts w:ascii="Times New Roman" w:hAnsi="Times New Roman" w:cs="Times New Roman"/>
+          <w:rFonts w:cs="Times New Roman" w:ascii="Times New Roman" w:hAnsi="Times New Roman"/>
           <w:b/>
           <w:sz w:val="24"/>
           <w:u w:val="single"/>
@@ -124,44 +103,35 @@
       </w:r>
       <w:r>
         <w:rPr>
-          <w:rFonts w:ascii="Times New Roman" w:hAnsi="Times New Roman" w:cs="Times New Roman"/>
-          <w:b/>
-          <w:sz w:val="24"/>
-        </w:rPr>
-        <w:t>.</w:t>
-      </w:r>
-      <w:r>
-        <w:rPr>
-          <w:rFonts w:ascii="Times New Roman" w:hAnsi="Times New Roman" w:cs="Times New Roman"/>
-          <w:b/>
-          <w:sz w:val="24"/>
-        </w:rPr>
-        <w:t xml:space="preserve"> This document consists of 14</w:t>
-      </w:r>
-      <w:r>
-        <w:rPr>
-          <w:rFonts w:ascii="Times New Roman" w:hAnsi="Times New Roman" w:cs="Times New Roman"/>
-          <w:b/>
-          <w:sz w:val="24"/>
-        </w:rPr>
-        <w:t xml:space="preserve"> guidelines in 2 pages.</w:t>
-      </w:r>
-    </w:p>
-    <w:p>
-      <w:pPr>
-        <w:jc w:val="both"/>
-        <w:rPr>
-          <w:rFonts w:ascii="Times New Roman" w:hAnsi="Times New Roman" w:cs="Times New Roman"/>
-          <w:sz w:val="24"/>
-        </w:rPr>
-      </w:pPr>
+          <w:rFonts w:cs="Times New Roman" w:ascii="Times New Roman" w:hAnsi="Times New Roman"/>
+          <w:b/>
+          <w:sz w:val="24"/>
+        </w:rPr>
+        <w:t>. This document consists of 14 guidelines in 2 pages.</w:t>
+      </w:r>
+    </w:p>
+    <w:p>
+      <w:pPr>
+        <w:pStyle w:val="Normal"/>
+        <w:jc w:val="both"/>
+        <w:rPr>
+          <w:rFonts w:ascii="Times New Roman" w:hAnsi="Times New Roman" w:cs="Times New Roman"/>
+          <w:sz w:val="24"/>
+        </w:rPr>
+      </w:pPr>
+      <w:r>
+        <w:rPr>
+          <w:rFonts w:cs="Times New Roman" w:ascii="Times New Roman" w:hAnsi="Times New Roman"/>
+          <w:sz w:val="24"/>
+        </w:rPr>
+      </w:r>
     </w:p>
     <w:p>
       <w:pPr>
         <w:pStyle w:val="ListParagraph"/>
         <w:numPr>
           <w:ilvl w:val="0"/>
-          <w:numId w:val="2"/>
+          <w:numId w:val="1"/>
         </w:numPr>
         <w:jc w:val="both"/>
         <w:rPr>
@@ -171,49 +141,34 @@
       </w:pPr>
       <w:r>
         <w:rPr>
-          <w:rFonts w:ascii="Times New Roman" w:hAnsi="Times New Roman" w:cs="Times New Roman"/>
-          <w:sz w:val="24"/>
-        </w:rPr>
-        <w:t>Use</w:t>
-      </w:r>
-      <w:r>
-        <w:rPr>
-          <w:rFonts w:ascii="Times New Roman" w:hAnsi="Times New Roman" w:cs="Times New Roman"/>
-          <w:sz w:val="24"/>
-        </w:rPr>
-        <w:t xml:space="preserve"> the given Camera-ready copy template</w:t>
-      </w:r>
-      <w:r>
-        <w:rPr>
-          <w:rFonts w:ascii="Times New Roman" w:hAnsi="Times New Roman" w:cs="Times New Roman"/>
-          <w:sz w:val="24"/>
-        </w:rPr>
-        <w:t xml:space="preserve"> with water mark</w:t>
-      </w:r>
-      <w:r>
-        <w:rPr>
-          <w:rFonts w:ascii="Times New Roman" w:hAnsi="Times New Roman" w:cs="Times New Roman"/>
-          <w:sz w:val="24"/>
-        </w:rPr>
-        <w:t>.</w:t>
-      </w:r>
-    </w:p>
-    <w:p>
-      <w:pPr>
-        <w:pStyle w:val="ListParagraph"/>
-        <w:jc w:val="both"/>
-        <w:rPr>
-          <w:rFonts w:ascii="Times New Roman" w:hAnsi="Times New Roman" w:cs="Times New Roman"/>
-          <w:sz w:val="24"/>
-        </w:rPr>
-      </w:pPr>
+          <w:rFonts w:cs="Times New Roman" w:ascii="Times New Roman" w:hAnsi="Times New Roman"/>
+          <w:sz w:val="24"/>
+        </w:rPr>
+        <w:t>Use the given Camera-ready copy template with water mark.</w:t>
+      </w:r>
+    </w:p>
+    <w:p>
+      <w:pPr>
+        <w:pStyle w:val="ListParagraph"/>
+        <w:jc w:val="both"/>
+        <w:rPr>
+          <w:rFonts w:ascii="Times New Roman" w:hAnsi="Times New Roman" w:cs="Times New Roman"/>
+          <w:sz w:val="24"/>
+        </w:rPr>
+      </w:pPr>
+      <w:r>
+        <w:rPr>
+          <w:rFonts w:cs="Times New Roman" w:ascii="Times New Roman" w:hAnsi="Times New Roman"/>
+          <w:sz w:val="24"/>
+        </w:rPr>
+      </w:r>
     </w:p>
     <w:p>
       <w:pPr>
         <w:pStyle w:val="ListParagraph"/>
         <w:numPr>
           <w:ilvl w:val="0"/>
-          <w:numId w:val="2"/>
+          <w:numId w:val="1"/>
         </w:numPr>
         <w:jc w:val="both"/>
         <w:rPr>
@@ -223,41 +178,34 @@
       </w:pPr>
       <w:r>
         <w:rPr>
-          <w:rFonts w:ascii="Times New Roman" w:hAnsi="Times New Roman" w:cs="Times New Roman"/>
-          <w:sz w:val="24"/>
-        </w:rPr>
-        <w:t>The abstract must be prepared using the given template on a single A4 size</w:t>
-      </w:r>
-      <w:r>
-        <w:rPr>
-          <w:rFonts w:ascii="Times New Roman" w:hAnsi="Times New Roman" w:cs="Times New Roman"/>
-          <w:sz w:val="24"/>
-        </w:rPr>
-        <w:t>d</w:t>
-      </w:r>
-      <w:r>
-        <w:rPr>
-          <w:rFonts w:ascii="Times New Roman" w:hAnsi="Times New Roman" w:cs="Times New Roman"/>
-          <w:sz w:val="24"/>
-        </w:rPr>
-        <w:t xml:space="preserve"> page.</w:t>
-      </w:r>
-    </w:p>
-    <w:p>
-      <w:pPr>
-        <w:jc w:val="both"/>
-        <w:rPr>
-          <w:rFonts w:ascii="Times New Roman" w:hAnsi="Times New Roman" w:cs="Times New Roman"/>
-          <w:sz w:val="24"/>
-        </w:rPr>
-      </w:pPr>
+          <w:rFonts w:cs="Times New Roman" w:ascii="Times New Roman" w:hAnsi="Times New Roman"/>
+          <w:sz w:val="24"/>
+        </w:rPr>
+        <w:t>The abstract must be prepared using the given template on a single A4 sized page.</w:t>
+      </w:r>
+    </w:p>
+    <w:p>
+      <w:pPr>
+        <w:pStyle w:val="Normal"/>
+        <w:jc w:val="both"/>
+        <w:rPr>
+          <w:rFonts w:ascii="Times New Roman" w:hAnsi="Times New Roman" w:cs="Times New Roman"/>
+          <w:sz w:val="24"/>
+        </w:rPr>
+      </w:pPr>
+      <w:r>
+        <w:rPr>
+          <w:rFonts w:cs="Times New Roman" w:ascii="Times New Roman" w:hAnsi="Times New Roman"/>
+          <w:sz w:val="24"/>
+        </w:rPr>
+      </w:r>
     </w:p>
     <w:p>
       <w:pPr>
         <w:pStyle w:val="ListParagraph"/>
         <w:numPr>
           <w:ilvl w:val="0"/>
-          <w:numId w:val="2"/>
+          <w:numId w:val="1"/>
         </w:numPr>
         <w:jc w:val="both"/>
         <w:rPr>
@@ -267,34 +215,34 @@
       </w:pPr>
       <w:r>
         <w:rPr>
-          <w:rFonts w:ascii="Times New Roman" w:hAnsi="Times New Roman" w:cs="Times New Roman"/>
-          <w:sz w:val="24"/>
-        </w:rPr>
-        <w:t>Type</w:t>
-      </w:r>
-      <w:r>
-        <w:rPr>
-          <w:rFonts w:ascii="Times New Roman" w:hAnsi="Times New Roman" w:cs="Times New Roman"/>
-          <w:sz w:val="24"/>
-        </w:rPr>
-        <w:t xml:space="preserve"> your Paper ID at the top right corner of the abstract.</w:t>
-      </w:r>
-    </w:p>
-    <w:p>
-      <w:pPr>
-        <w:jc w:val="both"/>
-        <w:rPr>
-          <w:rFonts w:ascii="Times New Roman" w:hAnsi="Times New Roman" w:cs="Times New Roman"/>
-          <w:sz w:val="24"/>
-        </w:rPr>
-      </w:pPr>
+          <w:rFonts w:cs="Times New Roman" w:ascii="Times New Roman" w:hAnsi="Times New Roman"/>
+          <w:sz w:val="24"/>
+        </w:rPr>
+        <w:t>Type your Paper ID at the top right corner of the abstract.</w:t>
+      </w:r>
+    </w:p>
+    <w:p>
+      <w:pPr>
+        <w:pStyle w:val="Normal"/>
+        <w:jc w:val="both"/>
+        <w:rPr>
+          <w:rFonts w:ascii="Times New Roman" w:hAnsi="Times New Roman" w:cs="Times New Roman"/>
+          <w:sz w:val="24"/>
+        </w:rPr>
+      </w:pPr>
+      <w:r>
+        <w:rPr>
+          <w:rFonts w:cs="Times New Roman" w:ascii="Times New Roman" w:hAnsi="Times New Roman"/>
+          <w:sz w:val="24"/>
+        </w:rPr>
+      </w:r>
     </w:p>
     <w:p>
       <w:pPr>
         <w:pStyle w:val="ListParagraph"/>
         <w:numPr>
           <w:ilvl w:val="0"/>
-          <w:numId w:val="2"/>
+          <w:numId w:val="1"/>
         </w:numPr>
         <w:jc w:val="both"/>
         <w:rPr>
@@ -304,7 +252,7 @@
       </w:pPr>
       <w:r>
         <w:rPr>
-          <w:rFonts w:ascii="Times New Roman" w:hAnsi="Times New Roman" w:cs="Times New Roman"/>
+          <w:rFonts w:cs="Times New Roman" w:ascii="Times New Roman" w:hAnsi="Times New Roman"/>
           <w:b/>
           <w:sz w:val="24"/>
         </w:rPr>
@@ -312,7 +260,7 @@
       </w:r>
       <w:r>
         <w:rPr>
-          <w:rFonts w:ascii="Times New Roman" w:hAnsi="Times New Roman" w:cs="Times New Roman"/>
+          <w:rFonts w:cs="Times New Roman" w:ascii="Times New Roman" w:hAnsi="Times New Roman"/>
           <w:sz w:val="24"/>
         </w:rPr>
         <w:t xml:space="preserve">: Only the first letter of the first word should be UPPER CASE, except where it is a proper noun or a biological species name </w:t>
@@ -320,16 +268,17 @@
     </w:p>
     <w:p>
       <w:pPr>
-        <w:ind w:left="1440"/>
-        <w:jc w:val="both"/>
-        <w:rPr>
-          <w:rFonts w:ascii="Times New Roman" w:hAnsi="Times New Roman" w:cs="Times New Roman"/>
-          <w:sz w:val="24"/>
-        </w:rPr>
-      </w:pPr>
-      <w:r>
-        <w:rPr>
-          <w:rFonts w:ascii="Times New Roman" w:hAnsi="Times New Roman" w:cs="Times New Roman"/>
+        <w:pStyle w:val="Normal"/>
+        <w:ind w:start="1440"/>
+        <w:jc w:val="both"/>
+        <w:rPr>
+          <w:rFonts w:ascii="Times New Roman" w:hAnsi="Times New Roman" w:cs="Times New Roman"/>
+          <w:sz w:val="24"/>
+        </w:rPr>
+      </w:pPr>
+      <w:r>
+        <w:rPr>
+          <w:rFonts w:cs="Times New Roman" w:ascii="Times New Roman" w:hAnsi="Times New Roman"/>
           <w:sz w:val="24"/>
         </w:rPr>
         <w:t>(font: Times New Roman, 14 pt, bold, centre-aligned)</w:t>
@@ -337,20 +286,27 @@
     </w:p>
     <w:p>
       <w:pPr>
-        <w:ind w:left="1440"/>
-        <w:jc w:val="both"/>
-        <w:rPr>
-          <w:rFonts w:ascii="Times New Roman" w:hAnsi="Times New Roman" w:cs="Times New Roman"/>
-          <w:sz w:val="24"/>
-        </w:rPr>
-      </w:pPr>
+        <w:pStyle w:val="Normal"/>
+        <w:ind w:start="1440"/>
+        <w:jc w:val="both"/>
+        <w:rPr>
+          <w:rFonts w:ascii="Times New Roman" w:hAnsi="Times New Roman" w:cs="Times New Roman"/>
+          <w:sz w:val="24"/>
+        </w:rPr>
+      </w:pPr>
+      <w:r>
+        <w:rPr>
+          <w:rFonts w:cs="Times New Roman" w:ascii="Times New Roman" w:hAnsi="Times New Roman"/>
+          <w:sz w:val="24"/>
+        </w:rPr>
+      </w:r>
     </w:p>
     <w:p>
       <w:pPr>
         <w:pStyle w:val="ListParagraph"/>
         <w:numPr>
           <w:ilvl w:val="0"/>
-          <w:numId w:val="2"/>
+          <w:numId w:val="1"/>
         </w:numPr>
         <w:jc w:val="both"/>
         <w:rPr>
@@ -360,7 +316,7 @@
       </w:pPr>
       <w:r>
         <w:rPr>
-          <w:rFonts w:ascii="Times New Roman" w:hAnsi="Times New Roman" w:cs="Times New Roman"/>
+          <w:rFonts w:cs="Times New Roman" w:ascii="Times New Roman" w:hAnsi="Times New Roman"/>
           <w:b/>
           <w:sz w:val="24"/>
         </w:rPr>
@@ -368,74 +324,25 @@
       </w:r>
       <w:r>
         <w:rPr>
-          <w:rFonts w:ascii="Times New Roman" w:hAnsi="Times New Roman" w:cs="Times New Roman"/>
-          <w:sz w:val="24"/>
-        </w:rPr>
-        <w:t xml:space="preserve">: Author </w:t>
-      </w:r>
-      <w:r>
-        <w:rPr>
-          <w:rFonts w:ascii="Times New Roman" w:hAnsi="Times New Roman" w:cs="Times New Roman"/>
-          <w:sz w:val="24"/>
-        </w:rPr>
-        <w:t>names</w:t>
-      </w:r>
-      <w:r>
-        <w:rPr>
-          <w:rFonts w:ascii="Times New Roman" w:hAnsi="Times New Roman" w:cs="Times New Roman"/>
-          <w:sz w:val="24"/>
-        </w:rPr>
-        <w:t xml:space="preserve"> including co-author details</w:t>
-      </w:r>
-      <w:r>
-        <w:rPr>
-          <w:rFonts w:ascii="Times New Roman" w:hAnsi="Times New Roman" w:cs="Times New Roman"/>
-          <w:sz w:val="24"/>
-        </w:rPr>
-        <w:t xml:space="preserve"> with initials and surnames; mark </w:t>
-      </w:r>
-      <w:r>
-        <w:rPr>
-          <w:rFonts w:ascii="Times New Roman" w:hAnsi="Times New Roman" w:cs="Times New Roman"/>
-          <w:sz w:val="24"/>
-        </w:rPr>
-        <w:t>the corresponding author with</w:t>
-      </w:r>
-      <w:r>
-        <w:rPr>
-          <w:rFonts w:ascii="Times New Roman" w:hAnsi="Times New Roman" w:cs="Times New Roman"/>
-          <w:sz w:val="24"/>
-        </w:rPr>
-        <w:t xml:space="preserve"> </w:t>
-      </w:r>
-      <w:r>
-        <w:rPr>
-          <w:rFonts w:ascii="Times New Roman" w:hAnsi="Times New Roman" w:cs="Times New Roman"/>
-          <w:sz w:val="24"/>
-        </w:rPr>
-        <w:t xml:space="preserve">an </w:t>
-      </w:r>
-      <w:r>
-        <w:rPr>
-          <w:rFonts w:ascii="Times New Roman" w:hAnsi="Times New Roman" w:cs="Times New Roman"/>
-          <w:sz w:val="24"/>
-        </w:rPr>
-        <w:t xml:space="preserve">asterisk (*) and underline the presenting author’s name. </w:t>
-      </w:r>
-    </w:p>
-    <w:p>
-      <w:pPr>
-        <w:pStyle w:val="ListParagraph"/>
-        <w:ind w:left="1440"/>
-        <w:jc w:val="both"/>
-        <w:rPr>
-          <w:rFonts w:ascii="Times New Roman" w:hAnsi="Times New Roman" w:cs="Times New Roman"/>
-          <w:sz w:val="24"/>
-        </w:rPr>
-      </w:pPr>
-      <w:r>
-        <w:rPr>
-          <w:rFonts w:ascii="Times New Roman" w:hAnsi="Times New Roman" w:cs="Times New Roman"/>
+          <w:rFonts w:cs="Times New Roman" w:ascii="Times New Roman" w:hAnsi="Times New Roman"/>
+          <w:sz w:val="24"/>
+        </w:rPr>
+        <w:t xml:space="preserve">: Author names including co-author details with initials and surnames; mark the corresponding author with an asterisk (*) and underline the presenting author’s name. </w:t>
+      </w:r>
+    </w:p>
+    <w:p>
+      <w:pPr>
+        <w:pStyle w:val="ListParagraph"/>
+        <w:ind w:start="1440"/>
+        <w:jc w:val="both"/>
+        <w:rPr>
+          <w:rFonts w:ascii="Times New Roman" w:hAnsi="Times New Roman" w:cs="Times New Roman"/>
+          <w:sz w:val="24"/>
+        </w:rPr>
+      </w:pPr>
+      <w:r>
+        <w:rPr>
+          <w:rFonts w:cs="Times New Roman" w:ascii="Times New Roman" w:hAnsi="Times New Roman"/>
           <w:sz w:val="24"/>
         </w:rPr>
         <w:t>(font: Times New Roman, 12 pt, centre-aligned)</w:t>
@@ -450,13 +357,19 @@
           <w:sz w:val="24"/>
         </w:rPr>
       </w:pPr>
+      <w:r>
+        <w:rPr>
+          <w:rFonts w:cs="Times New Roman" w:ascii="Times New Roman" w:hAnsi="Times New Roman"/>
+          <w:sz w:val="24"/>
+        </w:rPr>
+      </w:r>
     </w:p>
     <w:p>
       <w:pPr>
         <w:pStyle w:val="ListParagraph"/>
         <w:numPr>
           <w:ilvl w:val="0"/>
-          <w:numId w:val="2"/>
+          <w:numId w:val="1"/>
         </w:numPr>
         <w:jc w:val="both"/>
         <w:rPr>
@@ -466,7 +379,7 @@
       </w:pPr>
       <w:r>
         <w:rPr>
-          <w:rFonts w:ascii="Times New Roman" w:hAnsi="Times New Roman" w:cs="Times New Roman"/>
+          <w:rFonts w:cs="Times New Roman" w:ascii="Times New Roman" w:hAnsi="Times New Roman"/>
           <w:b/>
           <w:sz w:val="24"/>
         </w:rPr>
@@ -474,7 +387,7 @@
       </w:r>
       <w:r>
         <w:rPr>
-          <w:rFonts w:ascii="Times New Roman" w:hAnsi="Times New Roman" w:cs="Times New Roman"/>
+          <w:rFonts w:cs="Times New Roman" w:ascii="Times New Roman" w:hAnsi="Times New Roman"/>
           <w:sz w:val="24"/>
         </w:rPr>
         <w:t xml:space="preserve">: Affiliations (addresses) of the contributing authors should appear in the respective order and should be distinguished by superscript numbers </w:t>
@@ -483,16 +396,16 @@
     <w:p>
       <w:pPr>
         <w:pStyle w:val="ListParagraph"/>
-        <w:ind w:left="1440"/>
-        <w:jc w:val="both"/>
-        <w:rPr>
-          <w:rFonts w:ascii="Times New Roman" w:hAnsi="Times New Roman" w:cs="Times New Roman"/>
-          <w:sz w:val="24"/>
-        </w:rPr>
-      </w:pPr>
-      <w:r>
-        <w:rPr>
-          <w:rFonts w:ascii="Times New Roman" w:hAnsi="Times New Roman" w:cs="Times New Roman"/>
+        <w:ind w:start="1440"/>
+        <w:jc w:val="both"/>
+        <w:rPr>
+          <w:rFonts w:ascii="Times New Roman" w:hAnsi="Times New Roman" w:cs="Times New Roman"/>
+          <w:sz w:val="24"/>
+        </w:rPr>
+      </w:pPr>
+      <w:r>
+        <w:rPr>
+          <w:rFonts w:cs="Times New Roman" w:ascii="Times New Roman" w:hAnsi="Times New Roman"/>
           <w:sz w:val="24"/>
         </w:rPr>
         <w:t>(font: Times New Roman, 11 pt, italic, centre-aligned)</w:t>
@@ -501,20 +414,26 @@
     <w:p>
       <w:pPr>
         <w:pStyle w:val="ListParagraph"/>
-        <w:ind w:left="1440"/>
-        <w:jc w:val="both"/>
-        <w:rPr>
-          <w:rFonts w:ascii="Times New Roman" w:hAnsi="Times New Roman" w:cs="Times New Roman"/>
-          <w:sz w:val="24"/>
-        </w:rPr>
-      </w:pPr>
+        <w:ind w:start="1440"/>
+        <w:jc w:val="both"/>
+        <w:rPr>
+          <w:rFonts w:ascii="Times New Roman" w:hAnsi="Times New Roman" w:cs="Times New Roman"/>
+          <w:sz w:val="24"/>
+        </w:rPr>
+      </w:pPr>
+      <w:r>
+        <w:rPr>
+          <w:rFonts w:cs="Times New Roman" w:ascii="Times New Roman" w:hAnsi="Times New Roman"/>
+          <w:sz w:val="24"/>
+        </w:rPr>
+      </w:r>
     </w:p>
     <w:p>
       <w:pPr>
         <w:pStyle w:val="ListParagraph"/>
         <w:numPr>
           <w:ilvl w:val="0"/>
-          <w:numId w:val="2"/>
+          <w:numId w:val="1"/>
         </w:numPr>
         <w:jc w:val="both"/>
         <w:rPr>
@@ -524,7 +443,7 @@
       </w:pPr>
       <w:r>
         <w:rPr>
-          <w:rFonts w:ascii="Times New Roman" w:hAnsi="Times New Roman" w:cs="Times New Roman"/>
+          <w:rFonts w:cs="Times New Roman" w:ascii="Times New Roman" w:hAnsi="Times New Roman"/>
           <w:b/>
           <w:sz w:val="24"/>
         </w:rPr>
@@ -532,35 +451,14 @@
       </w:r>
       <w:r>
         <w:rPr>
-          <w:rFonts w:ascii="Times New Roman" w:hAnsi="Times New Roman" w:cs="Times New Roman"/>
-          <w:sz w:val="24"/>
-        </w:rPr>
-        <w:t xml:space="preserve"> should be inserted in a new line after the affiliations</w:t>
-      </w:r>
-      <w:r>
-        <w:rPr>
-          <w:rFonts w:ascii="Times New Roman" w:hAnsi="Times New Roman" w:cs="Times New Roman"/>
-          <w:sz w:val="24"/>
-        </w:rPr>
-        <w:t>.</w:t>
-      </w:r>
-      <w:r>
-        <w:rPr>
-          <w:rFonts w:ascii="Times New Roman" w:hAnsi="Times New Roman" w:cs="Times New Roman"/>
-          <w:sz w:val="24"/>
-        </w:rPr>
-        <w:t xml:space="preserve"> </w:t>
-      </w:r>
-      <w:r>
-        <w:rPr>
-          <w:rFonts w:ascii="Times New Roman" w:hAnsi="Times New Roman" w:cs="Times New Roman"/>
-          <w:sz w:val="24"/>
-        </w:rPr>
-        <w:t>Email address should begin with superscript asterisk (</w:t>
-      </w:r>
-      <w:r>
-        <w:rPr>
-          <w:rFonts w:ascii="Times New Roman" w:hAnsi="Times New Roman" w:cs="Times New Roman"/>
+          <w:rFonts w:cs="Times New Roman" w:ascii="Times New Roman" w:hAnsi="Times New Roman"/>
+          <w:sz w:val="24"/>
+        </w:rPr>
+        <w:t xml:space="preserve"> should be inserted in a new line after the affiliations. Email address should begin with superscript asterisk (</w:t>
+      </w:r>
+      <w:r>
+        <w:rPr>
+          <w:rFonts w:cs="Times New Roman" w:ascii="Times New Roman" w:hAnsi="Times New Roman"/>
           <w:sz w:val="24"/>
           <w:vertAlign w:val="superscript"/>
         </w:rPr>
@@ -568,32 +466,25 @@
       </w:r>
       <w:r>
         <w:rPr>
-          <w:rFonts w:ascii="Times New Roman" w:hAnsi="Times New Roman" w:cs="Times New Roman"/>
-          <w:sz w:val="24"/>
-        </w:rPr>
-        <w:t>absde@gmail.com</w:t>
-      </w:r>
-      <w:r>
-        <w:rPr>
-          <w:rFonts w:ascii="Times New Roman" w:hAnsi="Times New Roman" w:cs="Times New Roman"/>
-          <w:sz w:val="24"/>
-        </w:rPr>
-        <w:t>).</w:t>
-      </w:r>
-    </w:p>
-    <w:p>
-      <w:pPr>
-        <w:pStyle w:val="ListParagraph"/>
-        <w:ind w:left="1440"/>
-        <w:jc w:val="both"/>
-        <w:rPr>
-          <w:rFonts w:ascii="Times New Roman" w:hAnsi="Times New Roman" w:cs="Times New Roman"/>
-          <w:sz w:val="24"/>
-        </w:rPr>
-      </w:pPr>
-      <w:r>
-        <w:rPr>
-          <w:rFonts w:ascii="Times New Roman" w:hAnsi="Times New Roman" w:cs="Times New Roman"/>
+          <w:rFonts w:cs="Times New Roman" w:ascii="Times New Roman" w:hAnsi="Times New Roman"/>
+          <w:sz w:val="24"/>
+        </w:rPr>
+        <w:t>absde@gmail.com).</w:t>
+      </w:r>
+    </w:p>
+    <w:p>
+      <w:pPr>
+        <w:pStyle w:val="ListParagraph"/>
+        <w:ind w:start="1440"/>
+        <w:jc w:val="both"/>
+        <w:rPr>
+          <w:rFonts w:ascii="Times New Roman" w:hAnsi="Times New Roman" w:cs="Times New Roman"/>
+          <w:sz w:val="24"/>
+        </w:rPr>
+      </w:pPr>
+      <w:r>
+        <w:rPr>
+          <w:rFonts w:cs="Times New Roman" w:ascii="Times New Roman" w:hAnsi="Times New Roman"/>
           <w:sz w:val="24"/>
         </w:rPr>
         <w:t>(font: Times New Roman,11 pt, centre-aligned, italic)</w:t>
@@ -608,13 +499,19 @@
           <w:sz w:val="24"/>
         </w:rPr>
       </w:pPr>
+      <w:r>
+        <w:rPr>
+          <w:rFonts w:cs="Times New Roman" w:ascii="Times New Roman" w:hAnsi="Times New Roman"/>
+          <w:sz w:val="24"/>
+        </w:rPr>
+      </w:r>
     </w:p>
     <w:p>
       <w:pPr>
         <w:pStyle w:val="ListParagraph"/>
         <w:numPr>
           <w:ilvl w:val="0"/>
-          <w:numId w:val="2"/>
+          <w:numId w:val="1"/>
         </w:numPr>
         <w:jc w:val="both"/>
         <w:rPr>
@@ -624,7 +521,7 @@
       </w:pPr>
       <w:r>
         <w:rPr>
-          <w:rFonts w:ascii="Times New Roman" w:hAnsi="Times New Roman" w:cs="Times New Roman"/>
+          <w:rFonts w:cs="Times New Roman" w:ascii="Times New Roman" w:hAnsi="Times New Roman"/>
           <w:b/>
           <w:sz w:val="24"/>
         </w:rPr>
@@ -632,7 +529,7 @@
       </w:r>
       <w:r>
         <w:rPr>
-          <w:rFonts w:ascii="Times New Roman" w:hAnsi="Times New Roman" w:cs="Times New Roman"/>
+          <w:rFonts w:cs="Times New Roman" w:ascii="Times New Roman" w:hAnsi="Times New Roman"/>
           <w:sz w:val="24"/>
         </w:rPr>
         <w:t xml:space="preserve">: The abstract should not exceed 300 words. Please do not include figures, graphs or citations within the abstract </w:t>
@@ -641,16 +538,16 @@
     <w:p>
       <w:pPr>
         <w:pStyle w:val="ListParagraph"/>
-        <w:ind w:left="1440"/>
-        <w:jc w:val="both"/>
-        <w:rPr>
-          <w:rFonts w:ascii="Times New Roman" w:hAnsi="Times New Roman" w:cs="Times New Roman"/>
-          <w:sz w:val="24"/>
-        </w:rPr>
-      </w:pPr>
-      <w:r>
-        <w:rPr>
-          <w:rFonts w:ascii="Times New Roman" w:hAnsi="Times New Roman" w:cs="Times New Roman"/>
+        <w:ind w:start="1440"/>
+        <w:jc w:val="both"/>
+        <w:rPr>
+          <w:rFonts w:ascii="Times New Roman" w:hAnsi="Times New Roman" w:cs="Times New Roman"/>
+          <w:sz w:val="24"/>
+        </w:rPr>
+      </w:pPr>
+      <w:r>
+        <w:rPr>
+          <w:rFonts w:cs="Times New Roman" w:ascii="Times New Roman" w:hAnsi="Times New Roman"/>
           <w:sz w:val="24"/>
         </w:rPr>
         <w:t xml:space="preserve">(font: Times New Roman, 12 pt, line spacing 1.0, justified) </w:t>
@@ -659,20 +556,26 @@
     <w:p>
       <w:pPr>
         <w:pStyle w:val="ListParagraph"/>
-        <w:ind w:left="1440"/>
-        <w:jc w:val="both"/>
-        <w:rPr>
-          <w:rFonts w:ascii="Times New Roman" w:hAnsi="Times New Roman" w:cs="Times New Roman"/>
-          <w:sz w:val="24"/>
-        </w:rPr>
-      </w:pPr>
+        <w:ind w:start="1440"/>
+        <w:jc w:val="both"/>
+        <w:rPr>
+          <w:rFonts w:ascii="Times New Roman" w:hAnsi="Times New Roman" w:cs="Times New Roman"/>
+          <w:sz w:val="24"/>
+        </w:rPr>
+      </w:pPr>
+      <w:r>
+        <w:rPr>
+          <w:rFonts w:cs="Times New Roman" w:ascii="Times New Roman" w:hAnsi="Times New Roman"/>
+          <w:sz w:val="24"/>
+        </w:rPr>
+      </w:r>
     </w:p>
     <w:p>
       <w:pPr>
         <w:pStyle w:val="ListParagraph"/>
         <w:numPr>
           <w:ilvl w:val="0"/>
-          <w:numId w:val="2"/>
+          <w:numId w:val="1"/>
         </w:numPr>
         <w:jc w:val="both"/>
         <w:rPr>
@@ -682,7 +585,7 @@
       </w:pPr>
       <w:r>
         <w:rPr>
-          <w:rFonts w:ascii="Times New Roman" w:hAnsi="Times New Roman" w:cs="Times New Roman"/>
+          <w:rFonts w:cs="Times New Roman" w:ascii="Times New Roman" w:hAnsi="Times New Roman"/>
           <w:b/>
           <w:sz w:val="24"/>
         </w:rPr>
@@ -690,81 +593,25 @@
       </w:r>
       <w:r>
         <w:rPr>
-          <w:rFonts w:ascii="Times New Roman" w:hAnsi="Times New Roman" w:cs="Times New Roman"/>
-          <w:sz w:val="24"/>
-        </w:rPr>
-        <w:t xml:space="preserve">: Maximum of 5 keywords </w:t>
-      </w:r>
-      <w:r>
-        <w:rPr>
-          <w:rFonts w:ascii="Times New Roman" w:hAnsi="Times New Roman" w:cs="Times New Roman"/>
-          <w:sz w:val="24"/>
-        </w:rPr>
-        <w:t xml:space="preserve">arranged in alphabetical order and </w:t>
-      </w:r>
-      <w:r>
-        <w:rPr>
-          <w:rFonts w:ascii="Times New Roman" w:hAnsi="Times New Roman" w:cs="Times New Roman"/>
-          <w:sz w:val="24"/>
-        </w:rPr>
-        <w:t>separated by a comma (,)</w:t>
-      </w:r>
-      <w:r>
-        <w:rPr>
-          <w:rFonts w:ascii="Times New Roman" w:hAnsi="Times New Roman" w:cs="Times New Roman"/>
-          <w:sz w:val="24"/>
-        </w:rPr>
-        <w:t xml:space="preserve">. They </w:t>
-      </w:r>
-      <w:r>
-        <w:rPr>
-          <w:rFonts w:ascii="Times New Roman" w:hAnsi="Times New Roman" w:cs="Times New Roman"/>
-          <w:sz w:val="24"/>
-        </w:rPr>
-        <w:t>should</w:t>
-      </w:r>
-      <w:r>
-        <w:rPr>
-          <w:rFonts w:ascii="Times New Roman" w:hAnsi="Times New Roman" w:cs="Times New Roman"/>
-          <w:sz w:val="24"/>
-        </w:rPr>
-        <w:t xml:space="preserve"> </w:t>
-      </w:r>
-      <w:r>
-        <w:rPr>
-          <w:rFonts w:ascii="Times New Roman" w:hAnsi="Times New Roman" w:cs="Times New Roman"/>
-          <w:sz w:val="24"/>
-        </w:rPr>
-        <w:t xml:space="preserve">best describe your study, </w:t>
-      </w:r>
-      <w:r>
-        <w:rPr>
-          <w:rFonts w:ascii="Times New Roman" w:hAnsi="Times New Roman" w:cs="Times New Roman"/>
-          <w:sz w:val="24"/>
-        </w:rPr>
-        <w:t>lower case</w:t>
-      </w:r>
-      <w:r>
-        <w:rPr>
-          <w:rFonts w:ascii="Times New Roman" w:hAnsi="Times New Roman" w:cs="Times New Roman"/>
-          <w:sz w:val="24"/>
-        </w:rPr>
-        <w:t xml:space="preserve"> </w:t>
-      </w:r>
-    </w:p>
-    <w:p>
-      <w:pPr>
-        <w:pStyle w:val="ListParagraph"/>
-        <w:ind w:left="1440"/>
-        <w:jc w:val="both"/>
-        <w:rPr>
-          <w:rFonts w:ascii="Times New Roman" w:hAnsi="Times New Roman" w:cs="Times New Roman"/>
-          <w:sz w:val="24"/>
-        </w:rPr>
-      </w:pPr>
-      <w:r>
-        <w:rPr>
-          <w:rFonts w:ascii="Times New Roman" w:hAnsi="Times New Roman" w:cs="Times New Roman"/>
+          <w:rFonts w:cs="Times New Roman" w:ascii="Times New Roman" w:hAnsi="Times New Roman"/>
+          <w:sz w:val="24"/>
+        </w:rPr>
+        <w:t xml:space="preserve">: Maximum of 5 keywords arranged in alphabetical order and separated by a comma (,). They should best describe your study, lower case </w:t>
+      </w:r>
+    </w:p>
+    <w:p>
+      <w:pPr>
+        <w:pStyle w:val="ListParagraph"/>
+        <w:ind w:start="1440"/>
+        <w:jc w:val="both"/>
+        <w:rPr>
+          <w:rFonts w:ascii="Times New Roman" w:hAnsi="Times New Roman" w:cs="Times New Roman"/>
+          <w:sz w:val="24"/>
+        </w:rPr>
+      </w:pPr>
+      <w:r>
+        <w:rPr>
+          <w:rFonts w:cs="Times New Roman" w:ascii="Times New Roman" w:hAnsi="Times New Roman"/>
           <w:sz w:val="24"/>
         </w:rPr>
         <w:t>(font: Times New Roman, 12 pt, Italic, left-aligned, lower case)</w:t>
@@ -779,13 +626,19 @@
           <w:sz w:val="24"/>
         </w:rPr>
       </w:pPr>
+      <w:r>
+        <w:rPr>
+          <w:rFonts w:cs="Times New Roman" w:ascii="Times New Roman" w:hAnsi="Times New Roman"/>
+          <w:sz w:val="24"/>
+        </w:rPr>
+      </w:r>
     </w:p>
     <w:p>
       <w:pPr>
         <w:pStyle w:val="ListParagraph"/>
         <w:numPr>
           <w:ilvl w:val="0"/>
-          <w:numId w:val="2"/>
+          <w:numId w:val="1"/>
         </w:numPr>
         <w:jc w:val="both"/>
         <w:rPr>
@@ -795,7 +648,7 @@
       </w:pPr>
       <w:r>
         <w:rPr>
-          <w:rFonts w:ascii="Times New Roman" w:hAnsi="Times New Roman" w:cs="Times New Roman"/>
+          <w:rFonts w:cs="Times New Roman" w:ascii="Times New Roman" w:hAnsi="Times New Roman"/>
           <w:b/>
           <w:sz w:val="24"/>
         </w:rPr>
@@ -803,89 +656,53 @@
       </w:r>
       <w:r>
         <w:rPr>
-          <w:rFonts w:ascii="Times New Roman" w:hAnsi="Times New Roman" w:cs="Times New Roman"/>
-          <w:sz w:val="24"/>
-        </w:rPr>
-        <w:t>: Any grants, which supported the research, can be</w:t>
-      </w:r>
-      <w:r>
-        <w:rPr>
-          <w:rFonts w:ascii="Times New Roman" w:hAnsi="Times New Roman" w:cs="Times New Roman"/>
-          <w:sz w:val="24"/>
-        </w:rPr>
-        <w:t xml:space="preserve"> acknowledged</w:t>
-      </w:r>
-      <w:r>
-        <w:rPr>
-          <w:rFonts w:ascii="Times New Roman" w:hAnsi="Times New Roman" w:cs="Times New Roman"/>
-          <w:sz w:val="24"/>
-        </w:rPr>
-        <w:t xml:space="preserve">.  </w:t>
-      </w:r>
-    </w:p>
-    <w:p>
-      <w:pPr>
-        <w:pStyle w:val="ListParagraph"/>
-        <w:ind w:left="1440"/>
-        <w:jc w:val="both"/>
-        <w:rPr>
-          <w:rFonts w:ascii="Times New Roman" w:hAnsi="Times New Roman" w:cs="Times New Roman"/>
-          <w:sz w:val="24"/>
-        </w:rPr>
-      </w:pPr>
-      <w:r>
-        <w:rPr>
-          <w:rFonts w:ascii="Times New Roman" w:hAnsi="Times New Roman" w:cs="Times New Roman"/>
-          <w:sz w:val="24"/>
-        </w:rPr>
-        <w:t>(</w:t>
-      </w:r>
-      <w:r>
-        <w:rPr>
-          <w:rFonts w:ascii="Times New Roman" w:hAnsi="Times New Roman" w:cs="Times New Roman"/>
-          <w:sz w:val="24"/>
-        </w:rPr>
-        <w:t>fon</w:t>
-      </w:r>
-      <w:r>
-        <w:rPr>
-          <w:rFonts w:ascii="Times New Roman" w:hAnsi="Times New Roman" w:cs="Times New Roman"/>
-          <w:sz w:val="24"/>
-        </w:rPr>
-        <w:t>t:</w:t>
-      </w:r>
-      <w:r>
-        <w:rPr>
-          <w:rFonts w:ascii="Times New Roman" w:hAnsi="Times New Roman" w:cs="Times New Roman"/>
-          <w:sz w:val="24"/>
-        </w:rPr>
-        <w:t xml:space="preserve"> </w:t>
-      </w:r>
-      <w:r>
-        <w:rPr>
-          <w:rFonts w:ascii="Times New Roman" w:hAnsi="Times New Roman" w:cs="Times New Roman"/>
-          <w:sz w:val="24"/>
-        </w:rPr>
-        <w:t xml:space="preserve">Times New Roman, 11 pt, left aligned, lower case) </w:t>
-      </w:r>
-    </w:p>
-    <w:p>
-      <w:pPr>
-        <w:pStyle w:val="ListParagraph"/>
-        <w:ind w:left="1440"/>
-        <w:jc w:val="both"/>
-        <w:rPr>
-          <w:rFonts w:ascii="Times New Roman" w:hAnsi="Times New Roman" w:cs="Times New Roman"/>
-          <w:sz w:val="24"/>
-        </w:rPr>
-      </w:pPr>
+          <w:rFonts w:cs="Times New Roman" w:ascii="Times New Roman" w:hAnsi="Times New Roman"/>
+          <w:sz w:val="24"/>
+        </w:rPr>
+        <w:t xml:space="preserve">: Any grants, which supported the research, can be acknowledged.  </w:t>
+      </w:r>
+    </w:p>
+    <w:p>
+      <w:pPr>
+        <w:pStyle w:val="ListParagraph"/>
+        <w:ind w:start="1440"/>
+        <w:jc w:val="both"/>
+        <w:rPr>
+          <w:rFonts w:ascii="Times New Roman" w:hAnsi="Times New Roman" w:cs="Times New Roman"/>
+          <w:sz w:val="24"/>
+        </w:rPr>
+      </w:pPr>
+      <w:r>
+        <w:rPr>
+          <w:rFonts w:cs="Times New Roman" w:ascii="Times New Roman" w:hAnsi="Times New Roman"/>
+          <w:sz w:val="24"/>
+        </w:rPr>
+        <w:t xml:space="preserve">(font: Times New Roman, 11 pt, left aligned, lower case) </w:t>
+      </w:r>
+    </w:p>
+    <w:p>
+      <w:pPr>
+        <w:pStyle w:val="ListParagraph"/>
+        <w:ind w:start="1440"/>
+        <w:jc w:val="both"/>
+        <w:rPr>
+          <w:rFonts w:ascii="Times New Roman" w:hAnsi="Times New Roman" w:cs="Times New Roman"/>
+          <w:sz w:val="24"/>
+        </w:rPr>
+      </w:pPr>
+      <w:r>
+        <w:rPr>
+          <w:rFonts w:cs="Times New Roman" w:ascii="Times New Roman" w:hAnsi="Times New Roman"/>
+          <w:sz w:val="24"/>
+        </w:rPr>
+      </w:r>
     </w:p>
     <w:p>
       <w:pPr>
         <w:pStyle w:val="ListParagraph"/>
         <w:numPr>
           <w:ilvl w:val="0"/>
-          <w:numId w:val="2"/>
+          <w:numId w:val="1"/>
         </w:numPr>
         <w:jc w:val="both"/>
         <w:rPr>
@@ -896,7 +713,7 @@
       </w:pPr>
       <w:r>
         <w:rPr>
-          <w:rFonts w:ascii="Times New Roman" w:hAnsi="Times New Roman" w:cs="Times New Roman"/>
+          <w:rFonts w:cs="Times New Roman" w:ascii="Times New Roman" w:hAnsi="Times New Roman"/>
           <w:b/>
           <w:sz w:val="24"/>
         </w:rPr>
@@ -904,7 +721,7 @@
       </w:r>
       <w:r>
         <w:rPr>
-          <w:rFonts w:ascii="Times New Roman" w:hAnsi="Times New Roman" w:cs="Times New Roman"/>
+          <w:rFonts w:cs="Times New Roman" w:ascii="Times New Roman" w:hAnsi="Times New Roman"/>
           <w:b/>
           <w:sz w:val="24"/>
           <w:highlight w:val="green"/>
@@ -913,7 +730,7 @@
       </w:r>
       <w:r>
         <w:rPr>
-          <w:rFonts w:ascii="Times New Roman" w:hAnsi="Times New Roman" w:cs="Times New Roman"/>
+          <w:rFonts w:cs="Times New Roman" w:ascii="Times New Roman" w:hAnsi="Times New Roman"/>
           <w:b/>
           <w:sz w:val="24"/>
         </w:rPr>
@@ -929,13 +746,19 @@
           <w:sz w:val="24"/>
         </w:rPr>
       </w:pPr>
+      <w:r>
+        <w:rPr>
+          <w:rFonts w:cs="Times New Roman" w:ascii="Times New Roman" w:hAnsi="Times New Roman"/>
+          <w:sz w:val="24"/>
+        </w:rPr>
+      </w:r>
     </w:p>
     <w:p>
       <w:pPr>
         <w:pStyle w:val="ListParagraph"/>
         <w:numPr>
           <w:ilvl w:val="0"/>
-          <w:numId w:val="2"/>
+          <w:numId w:val="1"/>
         </w:numPr>
         <w:jc w:val="both"/>
         <w:rPr>
@@ -945,15 +768,14 @@
       </w:pPr>
       <w:r>
         <w:rPr>
-          <w:rFonts w:ascii="Times New Roman" w:hAnsi="Times New Roman" w:cs="Times New Roman"/>
-          <w:sz w:val="24"/>
-        </w:rPr>
-        <w:lastRenderedPageBreak/>
+          <w:rFonts w:cs="Times New Roman" w:ascii="Times New Roman" w:hAnsi="Times New Roman"/>
+          <w:sz w:val="24"/>
+        </w:rPr>
         <w:t xml:space="preserve">Submit your revised </w:t>
       </w:r>
       <w:r>
         <w:rPr>
-          <w:rFonts w:ascii="Times New Roman" w:hAnsi="Times New Roman" w:cs="Times New Roman"/>
+          <w:rFonts w:cs="Times New Roman" w:ascii="Times New Roman" w:hAnsi="Times New Roman"/>
           <w:b/>
           <w:sz w:val="24"/>
         </w:rPr>
@@ -961,28 +783,14 @@
       </w:r>
       <w:r>
         <w:rPr>
-          <w:rFonts w:ascii="Times New Roman" w:hAnsi="Times New Roman" w:cs="Times New Roman"/>
-          <w:sz w:val="24"/>
-        </w:rPr>
-        <w:t xml:space="preserve"> a</w:t>
-      </w:r>
-      <w:r>
-        <w:rPr>
-          <w:rFonts w:ascii="Times New Roman" w:hAnsi="Times New Roman" w:cs="Times New Roman"/>
-          <w:sz w:val="24"/>
-        </w:rPr>
-        <w:t>long with your</w:t>
-      </w:r>
-      <w:r>
-        <w:rPr>
-          <w:rFonts w:ascii="Times New Roman" w:hAnsi="Times New Roman" w:cs="Times New Roman"/>
-          <w:sz w:val="24"/>
-        </w:rPr>
-        <w:t xml:space="preserve"> </w:t>
-      </w:r>
-      <w:r>
-        <w:rPr>
-          <w:rFonts w:ascii="Times New Roman" w:hAnsi="Times New Roman" w:cs="Times New Roman"/>
+          <w:rFonts w:cs="Times New Roman" w:ascii="Times New Roman" w:hAnsi="Times New Roman"/>
+          <w:sz w:val="24"/>
+        </w:rPr>
+        <w:t xml:space="preserve"> along with your </w:t>
+      </w:r>
+      <w:r>
+        <w:rPr>
+          <w:rFonts w:cs="Times New Roman" w:ascii="Times New Roman" w:hAnsi="Times New Roman"/>
           <w:b/>
           <w:sz w:val="24"/>
         </w:rPr>
@@ -990,7 +798,7 @@
       </w:r>
       <w:r>
         <w:rPr>
-          <w:rFonts w:ascii="Times New Roman" w:hAnsi="Times New Roman" w:cs="Times New Roman"/>
+          <w:rFonts w:cs="Times New Roman" w:ascii="Times New Roman" w:hAnsi="Times New Roman"/>
           <w:sz w:val="24"/>
         </w:rPr>
         <w:t xml:space="preserve"> via CMT. </w:t>
@@ -1005,13 +813,19 @@
           <w:sz w:val="24"/>
         </w:rPr>
       </w:pPr>
+      <w:r>
+        <w:rPr>
+          <w:rFonts w:cs="Times New Roman" w:ascii="Times New Roman" w:hAnsi="Times New Roman"/>
+          <w:sz w:val="24"/>
+        </w:rPr>
+      </w:r>
     </w:p>
     <w:p>
       <w:pPr>
         <w:pStyle w:val="ListParagraph"/>
         <w:numPr>
           <w:ilvl w:val="0"/>
-          <w:numId w:val="2"/>
+          <w:numId w:val="1"/>
         </w:numPr>
         <w:jc w:val="both"/>
         <w:rPr>
@@ -1021,55 +835,48 @@
       </w:pPr>
       <w:r>
         <w:rPr>
-          <w:rFonts w:ascii="Times New Roman" w:hAnsi="Times New Roman" w:cs="Times New Roman"/>
-          <w:sz w:val="24"/>
-        </w:rPr>
-        <w:t>Revised camera-ready abstract should be submitted as an MS word document. Please save the file using Paper ID (CMT</w:t>
-      </w:r>
-      <w:r>
-        <w:rPr>
-          <w:rFonts w:ascii="Times New Roman" w:hAnsi="Times New Roman" w:cs="Times New Roman"/>
-          <w:sz w:val="24"/>
-        </w:rPr>
-        <w:t xml:space="preserve"> ID) </w:t>
-      </w:r>
-    </w:p>
-    <w:p>
-      <w:pPr>
-        <w:pStyle w:val="ListParagraph"/>
-        <w:ind w:left="1440"/>
-        <w:jc w:val="both"/>
-        <w:rPr>
-          <w:rFonts w:ascii="Times New Roman" w:hAnsi="Times New Roman" w:cs="Times New Roman"/>
-          <w:sz w:val="24"/>
-        </w:rPr>
-      </w:pPr>
-      <w:r>
-        <w:rPr>
-          <w:rFonts w:ascii="Times New Roman" w:hAnsi="Times New Roman" w:cs="Times New Roman"/>
+          <w:rFonts w:cs="Times New Roman" w:ascii="Times New Roman" w:hAnsi="Times New Roman"/>
+          <w:sz w:val="24"/>
+        </w:rPr>
+        <w:t xml:space="preserve">Revised camera-ready abstract should be submitted as an MS word document. Please save the file using Paper ID (CMT ID) </w:t>
+      </w:r>
+    </w:p>
+    <w:p>
+      <w:pPr>
+        <w:pStyle w:val="ListParagraph"/>
+        <w:ind w:start="1440"/>
+        <w:jc w:val="both"/>
+        <w:rPr>
+          <w:rFonts w:ascii="Times New Roman" w:hAnsi="Times New Roman" w:cs="Times New Roman"/>
+          <w:sz w:val="24"/>
+        </w:rPr>
+      </w:pPr>
+      <w:r>
+        <w:rPr>
+          <w:rFonts w:cs="Times New Roman" w:ascii="Times New Roman" w:hAnsi="Times New Roman"/>
           <w:sz w:val="24"/>
         </w:rPr>
         <w:t xml:space="preserve">(e.g. </w:t>
       </w:r>
       <w:r>
         <w:rPr>
-          <w:rFonts w:ascii="Times New Roman" w:hAnsi="Times New Roman" w:cs="Times New Roman"/>
+          <w:rFonts w:cs="Times New Roman" w:ascii="Times New Roman" w:hAnsi="Times New Roman"/>
           <w:color w:val="FF0000"/>
           <w:sz w:val="24"/>
         </w:rPr>
-        <w:t>CMT_001_YSCMR_</w:t>
-      </w:r>
-      <w:r>
-        <w:rPr>
-          <w:rFonts w:ascii="Times New Roman" w:hAnsi="Times New Roman" w:cs="Times New Roman"/>
+        <w:t>CMT_001_YSCMR_202</w:t>
+      </w:r>
+      <w:r>
+        <w:rPr>
+          <w:rFonts w:cs="Times New Roman" w:ascii="Times New Roman" w:hAnsi="Times New Roman"/>
           <w:color w:val="FF0000"/>
           <w:sz w:val="24"/>
         </w:rPr>
-        <w:t>2025</w:t>
-      </w:r>
-      <w:r>
-        <w:rPr>
-          <w:rFonts w:ascii="Times New Roman" w:hAnsi="Times New Roman" w:cs="Times New Roman"/>
+        <w:t>6</w:t>
+      </w:r>
+      <w:r>
+        <w:rPr>
+          <w:rFonts w:cs="Times New Roman" w:ascii="Times New Roman" w:hAnsi="Times New Roman"/>
           <w:sz w:val="24"/>
         </w:rPr>
         <w:t>)</w:t>
@@ -1084,13 +891,19 @@
           <w:sz w:val="24"/>
         </w:rPr>
       </w:pPr>
+      <w:r>
+        <w:rPr>
+          <w:rFonts w:cs="Times New Roman" w:ascii="Times New Roman" w:hAnsi="Times New Roman"/>
+          <w:sz w:val="24"/>
+        </w:rPr>
+      </w:r>
     </w:p>
     <w:p>
       <w:pPr>
         <w:pStyle w:val="ListParagraph"/>
         <w:numPr>
           <w:ilvl w:val="0"/>
-          <w:numId w:val="2"/>
+          <w:numId w:val="1"/>
         </w:numPr>
         <w:jc w:val="both"/>
         <w:rPr>
@@ -1100,14 +913,14 @@
       </w:pPr>
       <w:r>
         <w:rPr>
-          <w:rFonts w:ascii="Times New Roman" w:hAnsi="Times New Roman" w:cs="Times New Roman"/>
+          <w:rFonts w:cs="Times New Roman" w:ascii="Times New Roman" w:hAnsi="Times New Roman"/>
           <w:sz w:val="24"/>
         </w:rPr>
         <w:t xml:space="preserve">Save your signed declaration form in </w:t>
       </w:r>
       <w:r>
         <w:rPr>
-          <w:rFonts w:ascii="Times New Roman" w:hAnsi="Times New Roman" w:cs="Times New Roman"/>
+          <w:rFonts w:cs="Times New Roman" w:ascii="Times New Roman" w:hAnsi="Times New Roman"/>
           <w:b/>
           <w:sz w:val="24"/>
         </w:rPr>
@@ -1115,370 +928,339 @@
       </w:r>
       <w:r>
         <w:rPr>
-          <w:rFonts w:ascii="Times New Roman" w:hAnsi="Times New Roman" w:cs="Times New Roman"/>
-          <w:sz w:val="24"/>
-        </w:rPr>
-        <w:t xml:space="preserve"> and renam</w:t>
-      </w:r>
-      <w:r>
-        <w:rPr>
-          <w:rFonts w:ascii="Times New Roman" w:hAnsi="Times New Roman" w:cs="Times New Roman"/>
-          <w:sz w:val="24"/>
-        </w:rPr>
-        <w:t xml:space="preserve">e it using paper ID </w:t>
-      </w:r>
-    </w:p>
-    <w:p>
-      <w:pPr>
-        <w:pStyle w:val="ListParagraph"/>
-        <w:ind w:left="1440"/>
-        <w:jc w:val="both"/>
-        <w:rPr>
-          <w:rFonts w:ascii="Times New Roman" w:hAnsi="Times New Roman" w:cs="Times New Roman"/>
-          <w:sz w:val="24"/>
-        </w:rPr>
-      </w:pPr>
-      <w:r>
-        <w:rPr>
-          <w:rFonts w:ascii="Times New Roman" w:hAnsi="Times New Roman" w:cs="Times New Roman"/>
-          <w:sz w:val="24"/>
-        </w:rPr>
-        <w:t>(e</w:t>
-      </w:r>
-      <w:r>
-        <w:rPr>
-          <w:rFonts w:ascii="Times New Roman" w:hAnsi="Times New Roman" w:cs="Times New Roman"/>
-          <w:sz w:val="24"/>
-        </w:rPr>
-        <w:t>.</w:t>
-      </w:r>
-      <w:r>
-        <w:rPr>
-          <w:rFonts w:ascii="Times New Roman" w:hAnsi="Times New Roman" w:cs="Times New Roman"/>
-          <w:sz w:val="24"/>
-        </w:rPr>
-        <w:t xml:space="preserve">g: </w:t>
-      </w:r>
-      <w:r>
-        <w:rPr>
-          <w:rFonts w:ascii="Times New Roman" w:hAnsi="Times New Roman" w:cs="Times New Roman"/>
+          <w:rFonts w:cs="Times New Roman" w:ascii="Times New Roman" w:hAnsi="Times New Roman"/>
+          <w:sz w:val="24"/>
+        </w:rPr>
+        <w:t xml:space="preserve"> and rename it using paper ID </w:t>
+      </w:r>
+    </w:p>
+    <w:p>
+      <w:pPr>
+        <w:pStyle w:val="ListParagraph"/>
+        <w:ind w:start="1440"/>
+        <w:jc w:val="both"/>
+        <w:rPr>
+          <w:rFonts w:ascii="Times New Roman" w:hAnsi="Times New Roman" w:cs="Times New Roman"/>
+          <w:sz w:val="24"/>
+        </w:rPr>
+      </w:pPr>
+      <w:r>
+        <w:rPr>
+          <w:rFonts w:cs="Times New Roman" w:ascii="Times New Roman" w:hAnsi="Times New Roman"/>
+          <w:sz w:val="24"/>
+        </w:rPr>
+        <w:t xml:space="preserve">(e.g: </w:t>
+      </w:r>
+      <w:r>
+        <w:rPr>
+          <w:rFonts w:cs="Times New Roman" w:ascii="Times New Roman" w:hAnsi="Times New Roman"/>
           <w:color w:val="FF0000"/>
           <w:sz w:val="24"/>
         </w:rPr>
-        <w:t>DF_CMT_001_YSCMR_</w:t>
-      </w:r>
-      <w:r>
-        <w:rPr>
-          <w:rFonts w:ascii="Times New Roman" w:hAnsi="Times New Roman" w:cs="Times New Roman"/>
+        <w:t>DF_CMT_001_YSCMR_202</w:t>
+      </w:r>
+      <w:r>
+        <w:rPr>
+          <w:rFonts w:cs="Times New Roman" w:ascii="Times New Roman" w:hAnsi="Times New Roman"/>
           <w:color w:val="FF0000"/>
           <w:sz w:val="24"/>
         </w:rPr>
-        <w:t>2025</w:t>
-      </w:r>
-      <w:r>
-        <w:rPr>
-          <w:rFonts w:ascii="Times New Roman" w:hAnsi="Times New Roman" w:cs="Times New Roman"/>
+        <w:t>6</w:t>
+      </w:r>
+      <w:r>
+        <w:rPr>
+          <w:rFonts w:cs="Times New Roman" w:ascii="Times New Roman" w:hAnsi="Times New Roman"/>
           <w:sz w:val="24"/>
         </w:rPr>
         <w:t>)</w:t>
       </w:r>
     </w:p>
-    <w:p/>
-    <w:p/>
+    <w:p>
+      <w:pPr>
+        <w:pStyle w:val="Normal"/>
+        <w:rPr/>
+      </w:pPr>
+      <w:r>
+        <w:rPr/>
+      </w:r>
+    </w:p>
+    <w:p>
+      <w:pPr>
+        <w:pStyle w:val="Normal"/>
+        <w:rPr/>
+      </w:pPr>
+      <w:r>
+        <w:rPr/>
+      </w:r>
+    </w:p>
     <w:sectPr>
-      <w:pgSz w:w="11909" w:h="16834"/>
-      <w:pgMar w:top="900" w:right="1109" w:bottom="1440" w:left="1440" w:header="720" w:footer="720" w:gutter="0"/>
-      <w:pgNumType w:start="1"/>
-      <w:cols w:space="720"/>
+      <w:type w:val="nextPage"/>
+      <w:pgSz w:w="11906" w:h="16838"/>
+      <w:pgMar w:left="1440" w:right="1109" w:gutter="0" w:header="0" w:top="900" w:footer="0" w:bottom="1440"/>
+      <w:pgNumType w:start="1" w:fmt="decimal"/>
+      <w:formProt w:val="false"/>
+      <w:textDirection w:val="lrTb"/>
+      <w:docGrid w:type="default" w:linePitch="100" w:charSpace="0"/>
     </w:sectPr>
   </w:body>
 </w:document>
 </file>
 
 <file path=word/numbering.xml><?xml version="1.0" encoding="utf-8"?>
-<w:numbering xmlns:wpc="http://schemas.microsoft.com/office/word/2010/wordprocessingCanvas" xmlns:cx="http://schemas.microsoft.com/office/drawing/2014/chartex" xmlns:cx1="http://schemas.microsoft.com/office/drawing/2015/9/8/chartex" xmlns:cx2="http://schemas.microsoft.com/office/drawing/2015/10/21/chartex" xmlns:cx3="http://schemas.microsoft.com/office/drawing/2016/5/9/chartex" xmlns:cx4="http://schemas.microsoft.com/office/drawing/2016/5/10/chartex" xmlns:cx5="http://schemas.microsoft.com/office/drawing/2016/5/11/chartex" xmlns:cx6="http://schemas.microsoft.com/office/drawing/2016/5/12/chartex" xmlns:cx7="http://schemas.microsoft.com/office/drawing/2016/5/13/chartex" xmlns:cx8="http://schemas.microsoft.com/office/drawing/2016/5/14/chartex" xmlns:mc="http://schemas.openxmlformats.org/markup-compatibility/2006" xmlns:aink="http://schemas.microsoft.com/office/drawing/2016/ink" xmlns:am3d="http://schemas.microsoft.com/office/drawing/2017/model3d" xmlns:o="urn:schemas-microsoft-com:office:office" xmlns:oel="http://schemas.microsoft.com/office/2019/extlst" xmlns:r="http://schemas.openxmlformats.org/officeDocument/2006/relationships" xmlns:m="http://schemas.openxmlformats.org/officeDocument/2006/math" xmlns:v="urn:schemas-microsoft-com:vml" xmlns:wp14="http://schemas.microsoft.com/office/word/2010/wordprocessingDrawing" xmlns:wp="http://schemas.openxmlformats.org/drawingml/2006/wordprocessingDrawing" xmlns:w10="urn:schemas-microsoft-com:office:word" xmlns:w="http://schemas.openxmlformats.org/wordprocessingml/2006/main" xmlns:w14="http://schemas.microsoft.com/office/word/2010/wordml" xmlns:w15="http://schemas.microsoft.com/office/word/2012/wordml" xmlns:w16cex="http://schemas.microsoft.com/office/word/2018/wordml/cex" xmlns:w16cid="http://schemas.microsoft.com/office/word/2016/wordml/cid" xmlns:w16="http://schemas.microsoft.com/office/word/2018/wordml" xmlns:w16du="http://schemas.microsoft.com/office/word/2023/wordml/word16du" xmlns:w16sdtdh="http://schemas.microsoft.com/office/word/2020/wordml/sdtdatahash" xmlns:w16sdtfl="http://schemas.microsoft.com/office/word/2024/wordml/sdtformatlock" xmlns:w16se="http://schemas.microsoft.com/office/word/2015/wordml/symex" xmlns:wpg="http://schemas.microsoft.com/office/word/2010/wordprocessingGroup" xmlns:wpi="http://schemas.microsoft.com/office/word/2010/wordprocessingInk" xmlns:wne="http://schemas.microsoft.com/office/word/2006/wordml" xmlns:wps="http://schemas.microsoft.com/office/word/2010/wordprocessingShape" mc:Ignorable="w14 w15 w16se w16cid w16 w16cex w16sdtdh w16sdtfl w16du wp14">
-  <w:abstractNum w:abstractNumId="0" w15:restartNumberingAfterBreak="0">
-    <w:nsid w:val="17E73DDD"/>
-    <w:multiLevelType w:val="hybridMultilevel"/>
-    <w:tmpl w:val="12E8AED0"/>
-    <w:lvl w:ilvl="0" w:tplc="0409000F">
+<w:numbering xmlns:w="http://schemas.openxmlformats.org/wordprocessingml/2006/main" xmlns:o="urn:schemas-microsoft-com:office:office" xmlns:r="http://schemas.openxmlformats.org/officeDocument/2006/relationships" xmlns:v="urn:schemas-microsoft-com:vml" xmlns:mc="http://schemas.openxmlformats.org/markup-compatibility/2006" xmlns:w14="http://schemas.microsoft.com/office/word/2010/wordml" mc:Ignorable="w14">
+  <w:abstractNum w:abstractNumId="1">
+    <w:lvl w:ilvl="0">
       <w:start w:val="1"/>
       <w:numFmt w:val="decimal"/>
       <w:lvlText w:val="%1."/>
-      <w:lvlJc w:val="left"/>
-      <w:pPr>
-        <w:ind w:left="720" w:hanging="360"/>
-      </w:pPr>
+      <w:lvlJc w:val="start"/>
+      <w:pPr>
+        <w:tabs>
+          <w:tab w:val="num" w:pos="0"/>
+        </w:tabs>
+        <w:ind w:start="720" w:hanging="720"/>
+      </w:pPr>
+      <w:rPr/>
     </w:lvl>
-    <w:lvl w:ilvl="1" w:tplc="04090019" w:tentative="1">
+    <w:lvl w:ilvl="1">
       <w:start w:val="1"/>
       <w:numFmt w:val="lowerLetter"/>
       <w:lvlText w:val="%2."/>
-      <w:lvlJc w:val="left"/>
-      <w:pPr>
-        <w:ind w:left="1440" w:hanging="360"/>
-      </w:pPr>
+      <w:lvlJc w:val="start"/>
+      <w:pPr>
+        <w:tabs>
+          <w:tab w:val="num" w:pos="0"/>
+        </w:tabs>
+        <w:ind w:start="1080" w:hanging="360"/>
+      </w:pPr>
+      <w:rPr/>
     </w:lvl>
-    <w:lvl w:ilvl="2" w:tplc="0409001B" w:tentative="1">
+    <w:lvl w:ilvl="2">
       <w:start w:val="1"/>
       <w:numFmt w:val="lowerRoman"/>
       <w:lvlText w:val="%3."/>
-      <w:lvlJc w:val="right"/>
-      <w:pPr>
-        <w:ind w:left="2160" w:hanging="180"/>
-      </w:pPr>
+      <w:lvlJc w:val="end"/>
+      <w:pPr>
+        <w:tabs>
+          <w:tab w:val="num" w:pos="0"/>
+        </w:tabs>
+        <w:ind w:start="1800" w:hanging="180"/>
+      </w:pPr>
+      <w:rPr/>
     </w:lvl>
-    <w:lvl w:ilvl="3" w:tplc="0409000F" w:tentative="1">
+    <w:lvl w:ilvl="3">
       <w:start w:val="1"/>
       <w:numFmt w:val="decimal"/>
       <w:lvlText w:val="%4."/>
-      <w:lvlJc w:val="left"/>
-      <w:pPr>
-        <w:ind w:left="2880" w:hanging="360"/>
-      </w:pPr>
+      <w:lvlJc w:val="start"/>
+      <w:pPr>
+        <w:tabs>
+          <w:tab w:val="num" w:pos="0"/>
+        </w:tabs>
+        <w:ind w:start="2520" w:hanging="360"/>
+      </w:pPr>
+      <w:rPr/>
     </w:lvl>
-    <w:lvl w:ilvl="4" w:tplc="04090019" w:tentative="1">
+    <w:lvl w:ilvl="4">
       <w:start w:val="1"/>
       <w:numFmt w:val="lowerLetter"/>
       <w:lvlText w:val="%5."/>
-      <w:lvlJc w:val="left"/>
-      <w:pPr>
-        <w:ind w:left="3600" w:hanging="360"/>
-      </w:pPr>
+      <w:lvlJc w:val="start"/>
+      <w:pPr>
+        <w:tabs>
+          <w:tab w:val="num" w:pos="0"/>
+        </w:tabs>
+        <w:ind w:start="3240" w:hanging="360"/>
+      </w:pPr>
+      <w:rPr/>
     </w:lvl>
-    <w:lvl w:ilvl="5" w:tplc="0409001B" w:tentative="1">
+    <w:lvl w:ilvl="5">
       <w:start w:val="1"/>
       <w:numFmt w:val="lowerRoman"/>
       <w:lvlText w:val="%6."/>
-      <w:lvlJc w:val="right"/>
-      <w:pPr>
-        <w:ind w:left="4320" w:hanging="180"/>
-      </w:pPr>
+      <w:lvlJc w:val="end"/>
+      <w:pPr>
+        <w:tabs>
+          <w:tab w:val="num" w:pos="0"/>
+        </w:tabs>
+        <w:ind w:start="3960" w:hanging="180"/>
+      </w:pPr>
+      <w:rPr/>
     </w:lvl>
-    <w:lvl w:ilvl="6" w:tplc="0409000F" w:tentative="1">
+    <w:lvl w:ilvl="6">
       <w:start w:val="1"/>
       <w:numFmt w:val="decimal"/>
       <w:lvlText w:val="%7."/>
-      <w:lvlJc w:val="left"/>
-      <w:pPr>
-        <w:ind w:left="5040" w:hanging="360"/>
-      </w:pPr>
+      <w:lvlJc w:val="start"/>
+      <w:pPr>
+        <w:tabs>
+          <w:tab w:val="num" w:pos="0"/>
+        </w:tabs>
+        <w:ind w:start="4680" w:hanging="360"/>
+      </w:pPr>
+      <w:rPr/>
     </w:lvl>
-    <w:lvl w:ilvl="7" w:tplc="04090019" w:tentative="1">
+    <w:lvl w:ilvl="7">
       <w:start w:val="1"/>
       <w:numFmt w:val="lowerLetter"/>
       <w:lvlText w:val="%8."/>
-      <w:lvlJc w:val="left"/>
-      <w:pPr>
-        <w:ind w:left="5760" w:hanging="360"/>
-      </w:pPr>
+      <w:lvlJc w:val="start"/>
+      <w:pPr>
+        <w:tabs>
+          <w:tab w:val="num" w:pos="0"/>
+        </w:tabs>
+        <w:ind w:start="5400" w:hanging="360"/>
+      </w:pPr>
+      <w:rPr/>
     </w:lvl>
-    <w:lvl w:ilvl="8" w:tplc="0409001B" w:tentative="1">
+    <w:lvl w:ilvl="8">
       <w:start w:val="1"/>
       <w:numFmt w:val="lowerRoman"/>
       <w:lvlText w:val="%9."/>
-      <w:lvlJc w:val="right"/>
-      <w:pPr>
-        <w:ind w:left="6480" w:hanging="180"/>
-      </w:pPr>
+      <w:lvlJc w:val="end"/>
+      <w:pPr>
+        <w:tabs>
+          <w:tab w:val="num" w:pos="0"/>
+        </w:tabs>
+        <w:ind w:start="6120" w:hanging="180"/>
+      </w:pPr>
+      <w:rPr/>
     </w:lvl>
   </w:abstractNum>
-  <w:abstractNum w:abstractNumId="1" w15:restartNumberingAfterBreak="0">
-    <w:nsid w:val="1C367F96"/>
-    <w:multiLevelType w:val="hybridMultilevel"/>
-    <w:tmpl w:val="D680A862"/>
-    <w:lvl w:ilvl="0" w:tplc="E54E8208">
+  <w:abstractNum w:abstractNumId="2">
+    <w:lvl w:ilvl="0">
       <w:start w:val="1"/>
-      <w:numFmt w:val="decimal"/>
-      <w:lvlText w:val="%1."/>
-      <w:lvlJc w:val="left"/>
-      <w:pPr>
-        <w:ind w:left="720" w:hanging="720"/>
-      </w:pPr>
-      <w:rPr>
-        <w:rFonts w:hint="default"/>
-      </w:rPr>
+      <w:numFmt w:val="none"/>
+      <w:suff w:val="nothing"/>
+      <w:lvlText w:val=""/>
+      <w:lvlJc w:val="start"/>
+      <w:pPr>
+        <w:tabs>
+          <w:tab w:val="num" w:pos="0"/>
+        </w:tabs>
+        <w:ind w:start="0" w:hanging="0"/>
+      </w:pPr>
     </w:lvl>
-    <w:lvl w:ilvl="1" w:tplc="04090019" w:tentative="1">
+    <w:lvl w:ilvl="1">
       <w:start w:val="1"/>
-      <w:numFmt w:val="lowerLetter"/>
-      <w:lvlText w:val="%2."/>
-      <w:lvlJc w:val="left"/>
-      <w:pPr>
-        <w:ind w:left="1440" w:hanging="360"/>
+      <w:numFmt w:val="none"/>
+      <w:suff w:val="nothing"/>
+      <w:lvlText w:val=""/>
+      <w:lvlJc w:val="start"/>
+      <w:pPr>
+        <w:tabs>
+          <w:tab w:val="num" w:pos="0"/>
+        </w:tabs>
+        <w:ind w:start="0" w:hanging="0"/>
       </w:pPr>
     </w:lvl>
-    <w:lvl w:ilvl="2" w:tplc="0409001B" w:tentative="1">
+    <w:lvl w:ilvl="2">
       <w:start w:val="1"/>
-      <w:numFmt w:val="lowerRoman"/>
-      <w:lvlText w:val="%3."/>
-      <w:lvlJc w:val="right"/>
-      <w:pPr>
-        <w:ind w:left="2160" w:hanging="180"/>
+      <w:numFmt w:val="none"/>
+      <w:suff w:val="nothing"/>
+      <w:lvlText w:val=""/>
+      <w:lvlJc w:val="start"/>
+      <w:pPr>
+        <w:tabs>
+          <w:tab w:val="num" w:pos="0"/>
+        </w:tabs>
+        <w:ind w:start="0" w:hanging="0"/>
       </w:pPr>
     </w:lvl>
-    <w:lvl w:ilvl="3" w:tplc="0409000F" w:tentative="1">
+    <w:lvl w:ilvl="3">
       <w:start w:val="1"/>
-      <w:numFmt w:val="decimal"/>
-      <w:lvlText w:val="%4."/>
-      <w:lvlJc w:val="left"/>
-      <w:pPr>
-        <w:ind w:left="2880" w:hanging="360"/>
+      <w:numFmt w:val="none"/>
+      <w:suff w:val="nothing"/>
+      <w:lvlText w:val=""/>
+      <w:lvlJc w:val="start"/>
+      <w:pPr>
+        <w:tabs>
+          <w:tab w:val="num" w:pos="0"/>
+        </w:tabs>
+        <w:ind w:start="0" w:hanging="0"/>
       </w:pPr>
     </w:lvl>
-    <w:lvl w:ilvl="4" w:tplc="04090019" w:tentative="1">
+    <w:lvl w:ilvl="4">
       <w:start w:val="1"/>
-      <w:numFmt w:val="lowerLetter"/>
-      <w:lvlText w:val="%5."/>
-      <w:lvlJc w:val="left"/>
-      <w:pPr>
-        <w:ind w:left="3600" w:hanging="360"/>
+      <w:numFmt w:val="none"/>
+      <w:suff w:val="nothing"/>
+      <w:lvlText w:val=""/>
+      <w:lvlJc w:val="start"/>
+      <w:pPr>
+        <w:tabs>
+          <w:tab w:val="num" w:pos="0"/>
+        </w:tabs>
+        <w:ind w:start="0" w:hanging="0"/>
       </w:pPr>
     </w:lvl>
-    <w:lvl w:ilvl="5" w:tplc="0409001B" w:tentative="1">
+    <w:lvl w:ilvl="5">
       <w:start w:val="1"/>
-      <w:numFmt w:val="lowerRoman"/>
-      <w:lvlText w:val="%6."/>
-      <w:lvlJc w:val="right"/>
-      <w:pPr>
-        <w:ind w:left="4320" w:hanging="180"/>
+      <w:numFmt w:val="none"/>
+      <w:suff w:val="nothing"/>
+      <w:lvlText w:val=""/>
+      <w:lvlJc w:val="start"/>
+      <w:pPr>
+        <w:tabs>
+          <w:tab w:val="num" w:pos="0"/>
+        </w:tabs>
+        <w:ind w:start="0" w:hanging="0"/>
       </w:pPr>
     </w:lvl>
-    <w:lvl w:ilvl="6" w:tplc="0409000F" w:tentative="1">
+    <w:lvl w:ilvl="6">
       <w:start w:val="1"/>
-      <w:numFmt w:val="decimal"/>
-      <w:lvlText w:val="%7."/>
-      <w:lvlJc w:val="left"/>
-      <w:pPr>
-        <w:ind w:left="5040" w:hanging="360"/>
+      <w:numFmt w:val="none"/>
+      <w:suff w:val="nothing"/>
+      <w:lvlText w:val=""/>
+      <w:lvlJc w:val="start"/>
+      <w:pPr>
+        <w:tabs>
+          <w:tab w:val="num" w:pos="0"/>
+        </w:tabs>
+        <w:ind w:start="0" w:hanging="0"/>
       </w:pPr>
     </w:lvl>
-    <w:lvl w:ilvl="7" w:tplc="04090019" w:tentative="1">
+    <w:lvl w:ilvl="7">
       <w:start w:val="1"/>
-      <w:numFmt w:val="lowerLetter"/>
-      <w:lvlText w:val="%8."/>
-      <w:lvlJc w:val="left"/>
-      <w:pPr>
-        <w:ind w:left="5760" w:hanging="360"/>
+      <w:numFmt w:val="none"/>
+      <w:suff w:val="nothing"/>
+      <w:lvlText w:val=""/>
+      <w:lvlJc w:val="start"/>
+      <w:pPr>
+        <w:tabs>
+          <w:tab w:val="num" w:pos="0"/>
+        </w:tabs>
+        <w:ind w:start="0" w:hanging="0"/>
       </w:pPr>
     </w:lvl>
-    <w:lvl w:ilvl="8" w:tplc="0409001B" w:tentative="1">
+    <w:lvl w:ilvl="8">
       <w:start w:val="1"/>
-      <w:numFmt w:val="lowerRoman"/>
-      <w:lvlText w:val="%9."/>
-      <w:lvlJc w:val="right"/>
-      <w:pPr>
-        <w:ind w:left="6480" w:hanging="180"/>
+      <w:numFmt w:val="none"/>
+      <w:suff w:val="nothing"/>
+      <w:lvlText w:val=""/>
+      <w:lvlJc w:val="start"/>
+      <w:pPr>
+        <w:tabs>
+          <w:tab w:val="num" w:pos="0"/>
+        </w:tabs>
+        <w:ind w:start="0" w:hanging="0"/>
       </w:pPr>
     </w:lvl>
   </w:abstractNum>
-  <w:abstractNum w:abstractNumId="2" w15:restartNumberingAfterBreak="0">
-    <w:nsid w:val="7FBD3A1A"/>
-    <w:multiLevelType w:val="hybridMultilevel"/>
-    <w:tmpl w:val="6E448DB6"/>
-    <w:lvl w:ilvl="0" w:tplc="E54E8208">
-      <w:start w:val="1"/>
-      <w:numFmt w:val="decimal"/>
-      <w:lvlText w:val="%1."/>
-      <w:lvlJc w:val="left"/>
-      <w:pPr>
-        <w:ind w:left="720" w:hanging="720"/>
-      </w:pPr>
-      <w:rPr>
-        <w:rFonts w:hint="default"/>
-      </w:rPr>
-    </w:lvl>
-    <w:lvl w:ilvl="1" w:tplc="04090019">
-      <w:start w:val="1"/>
-      <w:numFmt w:val="lowerLetter"/>
-      <w:lvlText w:val="%2."/>
-      <w:lvlJc w:val="left"/>
-      <w:pPr>
-        <w:ind w:left="1080" w:hanging="360"/>
-      </w:pPr>
-    </w:lvl>
-    <w:lvl w:ilvl="2" w:tplc="0409001B" w:tentative="1">
-      <w:start w:val="1"/>
-      <w:numFmt w:val="lowerRoman"/>
-      <w:lvlText w:val="%3."/>
-      <w:lvlJc w:val="right"/>
-      <w:pPr>
-        <w:ind w:left="1800" w:hanging="180"/>
-      </w:pPr>
-    </w:lvl>
-    <w:lvl w:ilvl="3" w:tplc="0409000F" w:tentative="1">
-      <w:start w:val="1"/>
-      <w:numFmt w:val="decimal"/>
-      <w:lvlText w:val="%4."/>
-      <w:lvlJc w:val="left"/>
-      <w:pPr>
-        <w:ind w:left="2520" w:hanging="360"/>
-      </w:pPr>
-    </w:lvl>
-    <w:lvl w:ilvl="4" w:tplc="04090019" w:tentative="1">
-      <w:start w:val="1"/>
-      <w:numFmt w:val="lowerLetter"/>
-      <w:lvlText w:val="%5."/>
-      <w:lvlJc w:val="left"/>
-      <w:pPr>
-        <w:ind w:left="3240" w:hanging="360"/>
-      </w:pPr>
-    </w:lvl>
-    <w:lvl w:ilvl="5" w:tplc="0409001B" w:tentative="1">
-      <w:start w:val="1"/>
-      <w:numFmt w:val="lowerRoman"/>
-      <w:lvlText w:val="%6."/>
-      <w:lvlJc w:val="right"/>
-      <w:pPr>
-        <w:ind w:left="3960" w:hanging="180"/>
-      </w:pPr>
-    </w:lvl>
-    <w:lvl w:ilvl="6" w:tplc="0409000F" w:tentative="1">
-      <w:start w:val="1"/>
-      <w:numFmt w:val="decimal"/>
-      <w:lvlText w:val="%7."/>
-      <w:lvlJc w:val="left"/>
-      <w:pPr>
-        <w:ind w:left="4680" w:hanging="360"/>
-      </w:pPr>
-    </w:lvl>
-    <w:lvl w:ilvl="7" w:tplc="04090019" w:tentative="1">
-      <w:start w:val="1"/>
-      <w:numFmt w:val="lowerLetter"/>
-      <w:lvlText w:val="%8."/>
-      <w:lvlJc w:val="left"/>
-      <w:pPr>
-        <w:ind w:left="5400" w:hanging="360"/>
-      </w:pPr>
-    </w:lvl>
-    <w:lvl w:ilvl="8" w:tplc="0409001B" w:tentative="1">
-      <w:start w:val="1"/>
-      <w:numFmt w:val="lowerRoman"/>
-      <w:lvlText w:val="%9."/>
-      <w:lvlJc w:val="right"/>
-      <w:pPr>
-        <w:ind w:left="6120" w:hanging="180"/>
-      </w:pPr>
-    </w:lvl>
-  </w:abstractNum>
-  <w:num w:numId="1" w16cid:durableId="1739207735">
-    <w:abstractNumId w:val="0"/>
+  <w:num w:numId="1">
+    <w:abstractNumId w:val="1"/>
   </w:num>
-  <w:num w:numId="2" w16cid:durableId="762991720">
+  <w:num w:numId="2">
     <w:abstractNumId w:val="2"/>
-  </w:num>
-  <w:num w:numId="3" w16cid:durableId="809059869">
-    <w:abstractNumId w:val="1"/>
   </w:num>
 </w:numbering>
 </file>
 
 <file path=word/styles.xml><?xml version="1.0" encoding="utf-8"?>
-<w:styles xmlns:mc="http://schemas.openxmlformats.org/markup-compatibility/2006" xmlns:r="http://schemas.openxmlformats.org/officeDocument/2006/relationships" xmlns:w="http://schemas.openxmlformats.org/wordprocessingml/2006/main" xmlns:w14="http://schemas.microsoft.com/office/word/2010/wordml" xmlns:w15="http://schemas.microsoft.com/office/word/2012/wordml" xmlns:w16cex="http://schemas.microsoft.com/office/word/2018/wordml/cex" xmlns:w16cid="http://schemas.microsoft.com/office/word/2016/wordml/cid" xmlns:w16="http://schemas.microsoft.com/office/word/2018/wordml" xmlns:w16du="http://schemas.microsoft.com/office/word/2023/wordml/word16du" xmlns:w16sdtdh="http://schemas.microsoft.com/office/word/2020/wordml/sdtdatahash" xmlns:w16sdtfl="http://schemas.microsoft.com/office/word/2024/wordml/sdtformatlock" xmlns:w16se="http://schemas.microsoft.com/office/word/2015/wordml/symex" mc:Ignorable="w14 w15 w16se w16cid w16 w16cex w16sdtdh w16sdtfl w16du">
+<w:styles xmlns:w="http://schemas.openxmlformats.org/wordprocessingml/2006/main" xmlns:w14="http://schemas.microsoft.com/office/word/2010/wordml" xmlns:mc="http://schemas.openxmlformats.org/markup-compatibility/2006" mc:Ignorable="w14">
   <w:docDefaults>
     <w:rPrDefault>
       <w:rPr>
-        <w:rFonts w:ascii="Arial" w:eastAsia="Arial" w:hAnsi="Arial" w:cs="Arial"/>
+        <w:rFonts w:ascii="Arial" w:hAnsi="Arial" w:eastAsia="Arial" w:cs="Arial"/>
         <w:sz w:val="22"/>
         <w:szCs w:val="22"/>
         <w:lang w:val="en-US" w:eastAsia="en-US" w:bidi="ar-SA"/>
@@ -1486,21 +1268,21 @@
     </w:rPrDefault>
     <w:pPrDefault>
       <w:pPr>
-        <w:spacing w:line="276" w:lineRule="auto"/>
+        <w:suppressAutoHyphens w:val="true"/>
       </w:pPr>
     </w:pPrDefault>
   </w:docDefaults>
   <w:latentStyles w:defLockedState="0" w:defUIPriority="99" w:defSemiHidden="0" w:defUnhideWhenUsed="0" w:defQFormat="0" w:count="376">
     <w:lsdException w:name="Normal" w:uiPriority="0" w:qFormat="1"/>
     <w:lsdException w:name="heading 1" w:uiPriority="9" w:qFormat="1"/>
-    <w:lsdException w:name="heading 2" w:semiHidden="1" w:uiPriority="9" w:unhideWhenUsed="1" w:qFormat="1"/>
-    <w:lsdException w:name="heading 3" w:semiHidden="1" w:uiPriority="9" w:unhideWhenUsed="1" w:qFormat="1"/>
-    <w:lsdException w:name="heading 4" w:semiHidden="1" w:uiPriority="9" w:unhideWhenUsed="1" w:qFormat="1"/>
-    <w:lsdException w:name="heading 5" w:semiHidden="1" w:uiPriority="9" w:unhideWhenUsed="1" w:qFormat="1"/>
-    <w:lsdException w:name="heading 6" w:semiHidden="1" w:uiPriority="9" w:unhideWhenUsed="1" w:qFormat="1"/>
-    <w:lsdException w:name="heading 7" w:semiHidden="1" w:uiPriority="9" w:unhideWhenUsed="1" w:qFormat="1"/>
-    <w:lsdException w:name="heading 8" w:semiHidden="1" w:uiPriority="9" w:unhideWhenUsed="1" w:qFormat="1"/>
-    <w:lsdException w:name="heading 9" w:semiHidden="1" w:uiPriority="9" w:unhideWhenUsed="1" w:qFormat="1"/>
+    <w:lsdException w:name="heading 2" w:uiPriority="9" w:semiHidden="1" w:unhideWhenUsed="1" w:qFormat="1"/>
+    <w:lsdException w:name="heading 3" w:uiPriority="9" w:semiHidden="1" w:unhideWhenUsed="1" w:qFormat="1"/>
+    <w:lsdException w:name="heading 4" w:uiPriority="9" w:semiHidden="1" w:unhideWhenUsed="1" w:qFormat="1"/>
+    <w:lsdException w:name="heading 5" w:uiPriority="9" w:semiHidden="1" w:unhideWhenUsed="1" w:qFormat="1"/>
+    <w:lsdException w:name="heading 6" w:uiPriority="9" w:semiHidden="1" w:unhideWhenUsed="1" w:qFormat="1"/>
+    <w:lsdException w:name="heading 7" w:uiPriority="9" w:semiHidden="1" w:unhideWhenUsed="1" w:qFormat="1"/>
+    <w:lsdException w:name="heading 8" w:uiPriority="9" w:semiHidden="1" w:unhideWhenUsed="1" w:qFormat="1"/>
+    <w:lsdException w:name="heading 9" w:uiPriority="9" w:semiHidden="1" w:unhideWhenUsed="1" w:qFormat="1"/>
     <w:lsdException w:name="index 1" w:semiHidden="1" w:unhideWhenUsed="1"/>
     <w:lsdException w:name="index 2" w:semiHidden="1" w:unhideWhenUsed="1"/>
     <w:lsdException w:name="index 3" w:semiHidden="1" w:unhideWhenUsed="1"/>
@@ -1510,22 +1292,22 @@
     <w:lsdException w:name="index 7" w:semiHidden="1" w:unhideWhenUsed="1"/>
     <w:lsdException w:name="index 8" w:semiHidden="1" w:unhideWhenUsed="1"/>
     <w:lsdException w:name="index 9" w:semiHidden="1" w:unhideWhenUsed="1"/>
-    <w:lsdException w:name="toc 1" w:semiHidden="1" w:uiPriority="39" w:unhideWhenUsed="1"/>
-    <w:lsdException w:name="toc 2" w:semiHidden="1" w:uiPriority="39" w:unhideWhenUsed="1"/>
-    <w:lsdException w:name="toc 3" w:semiHidden="1" w:uiPriority="39" w:unhideWhenUsed="1"/>
-    <w:lsdException w:name="toc 4" w:semiHidden="1" w:uiPriority="39" w:unhideWhenUsed="1"/>
-    <w:lsdException w:name="toc 5" w:semiHidden="1" w:uiPriority="39" w:unhideWhenUsed="1"/>
-    <w:lsdException w:name="toc 6" w:semiHidden="1" w:uiPriority="39" w:unhideWhenUsed="1"/>
-    <w:lsdException w:name="toc 7" w:semiHidden="1" w:uiPriority="39" w:unhideWhenUsed="1"/>
-    <w:lsdException w:name="toc 8" w:semiHidden="1" w:uiPriority="39" w:unhideWhenUsed="1"/>
-    <w:lsdException w:name="toc 9" w:semiHidden="1" w:uiPriority="39" w:unhideWhenUsed="1"/>
+    <w:lsdException w:name="toc 1" w:uiPriority="39" w:semiHidden="1" w:unhideWhenUsed="1"/>
+    <w:lsdException w:name="toc 2" w:uiPriority="39" w:semiHidden="1" w:unhideWhenUsed="1"/>
+    <w:lsdException w:name="toc 3" w:uiPriority="39" w:semiHidden="1" w:unhideWhenUsed="1"/>
+    <w:lsdException w:name="toc 4" w:uiPriority="39" w:semiHidden="1" w:unhideWhenUsed="1"/>
+    <w:lsdException w:name="toc 5" w:uiPriority="39" w:semiHidden="1" w:unhideWhenUsed="1"/>
+    <w:lsdException w:name="toc 6" w:uiPriority="39" w:semiHidden="1" w:unhideWhenUsed="1"/>
+    <w:lsdException w:name="toc 7" w:uiPriority="39" w:semiHidden="1" w:unhideWhenUsed="1"/>
+    <w:lsdException w:name="toc 8" w:uiPriority="39" w:semiHidden="1" w:unhideWhenUsed="1"/>
+    <w:lsdException w:name="toc 9" w:uiPriority="39" w:semiHidden="1" w:unhideWhenUsed="1"/>
     <w:lsdException w:name="Normal Indent" w:semiHidden="1" w:unhideWhenUsed="1"/>
     <w:lsdException w:name="footnote text" w:semiHidden="1" w:unhideWhenUsed="1"/>
     <w:lsdException w:name="annotation text" w:semiHidden="1" w:unhideWhenUsed="1"/>
     <w:lsdException w:name="header" w:semiHidden="1" w:unhideWhenUsed="1"/>
     <w:lsdException w:name="footer" w:semiHidden="1" w:unhideWhenUsed="1"/>
     <w:lsdException w:name="index heading" w:semiHidden="1" w:unhideWhenUsed="1"/>
-    <w:lsdException w:name="caption" w:semiHidden="1" w:uiPriority="35" w:unhideWhenUsed="1" w:qFormat="1"/>
+    <w:lsdException w:name="caption" w:uiPriority="35" w:semiHidden="1" w:unhideWhenUsed="1" w:qFormat="1"/>
     <w:lsdException w:name="table of figures" w:semiHidden="1" w:unhideWhenUsed="1"/>
     <w:lsdException w:name="envelope address" w:semiHidden="1" w:unhideWhenUsed="1"/>
     <w:lsdException w:name="envelope return" w:semiHidden="1" w:unhideWhenUsed="1"/>
@@ -1556,7 +1338,7 @@
     <w:lsdException w:name="Title" w:uiPriority="10" w:qFormat="1"/>
     <w:lsdException w:name="Closing" w:semiHidden="1" w:unhideWhenUsed="1"/>
     <w:lsdException w:name="Signature" w:semiHidden="1" w:unhideWhenUsed="1"/>
-    <w:lsdException w:name="Default Paragraph Font" w:semiHidden="1" w:uiPriority="1" w:unhideWhenUsed="1"/>
+    <w:lsdException w:name="Default Paragraph Font" w:uiPriority="1" w:semiHidden="1" w:unhideWhenUsed="1"/>
     <w:lsdException w:name="Body Text" w:semiHidden="1" w:unhideWhenUsed="1"/>
     <w:lsdException w:name="Body Text Indent" w:semiHidden="1" w:unhideWhenUsed="1"/>
     <w:lsdException w:name="List Continue" w:semiHidden="1" w:unhideWhenUsed="1"/>
@@ -1756,8 +1538,8 @@
     <w:lsdException w:name="Subtle Reference" w:uiPriority="31" w:qFormat="1"/>
     <w:lsdException w:name="Intense Reference" w:uiPriority="32" w:qFormat="1"/>
     <w:lsdException w:name="Book Title" w:uiPriority="33" w:qFormat="1"/>
-    <w:lsdException w:name="Bibliography" w:semiHidden="1" w:uiPriority="37" w:unhideWhenUsed="1"/>
-    <w:lsdException w:name="TOC Heading" w:semiHidden="1" w:uiPriority="39" w:unhideWhenUsed="1" w:qFormat="1"/>
+    <w:lsdException w:name="Bibliography" w:uiPriority="37" w:semiHidden="1" w:unhideWhenUsed="1"/>
+    <w:lsdException w:name="TOC Heading" w:uiPriority="39" w:semiHidden="1" w:unhideWhenUsed="1" w:qFormat="1"/>
     <w:lsdException w:name="Plain Table 1" w:uiPriority="41"/>
     <w:lsdException w:name="Plain Table 2" w:uiPriority="42"/>
     <w:lsdException w:name="Plain Table 3" w:uiPriority="43"/>
@@ -1868,15 +1650,31 @@
     <w:lsdException w:name="Unresolved Mention" w:semiHidden="1" w:unhideWhenUsed="1"/>
     <w:lsdException w:name="Smart Link" w:semiHidden="1" w:unhideWhenUsed="1"/>
   </w:latentStyles>
-  <w:style w:type="paragraph" w:default="1" w:styleId="Normal">
+  <w:style w:type="paragraph" w:styleId="Normal" w:default="1">
     <w:name w:val="Normal"/>
+    <w:qFormat/>
+    <w:pPr>
+      <w:widowControl/>
+      <w:bidi w:val="0"/>
+      <w:spacing w:lineRule="auto" w:line="276" w:before="0" w:after="0"/>
+      <w:jc w:val="start"/>
+    </w:pPr>
+    <w:rPr>
+      <w:rFonts w:ascii="Arial" w:hAnsi="Arial" w:eastAsia="Arial" w:cs="Arial"/>
+      <w:color w:val="auto"/>
+      <w:kern w:val="0"/>
+      <w:sz w:val="22"/>
+      <w:szCs w:val="22"/>
+      <w:lang w:val="en-US" w:eastAsia="en-US" w:bidi="ar-SA"/>
+    </w:rPr>
   </w:style>
   <w:style w:type="paragraph" w:styleId="Heading1">
     <w:name w:val="heading 1"/>
     <w:basedOn w:val="Normal"/>
     <w:next w:val="Normal"/>
+    <w:qFormat/>
     <w:pPr>
-      <w:keepNext/>
+      <w:keepNext w:val="true"/>
       <w:keepLines/>
       <w:spacing w:before="400" w:after="120"/>
       <w:outlineLvl w:val="0"/>
@@ -1890,8 +1688,9 @@
     <w:name w:val="heading 2"/>
     <w:basedOn w:val="Normal"/>
     <w:next w:val="Normal"/>
+    <w:qFormat/>
     <w:pPr>
-      <w:keepNext/>
+      <w:keepNext w:val="true"/>
       <w:keepLines/>
       <w:spacing w:before="360" w:after="120"/>
       <w:outlineLvl w:val="1"/>
@@ -1905,8 +1704,9 @@
     <w:name w:val="heading 3"/>
     <w:basedOn w:val="Normal"/>
     <w:next w:val="Normal"/>
+    <w:qFormat/>
     <w:pPr>
-      <w:keepNext/>
+      <w:keepNext w:val="true"/>
       <w:keepLines/>
       <w:spacing w:before="320" w:after="80"/>
       <w:outlineLvl w:val="2"/>
@@ -1921,8 +1721,9 @@
     <w:name w:val="heading 4"/>
     <w:basedOn w:val="Normal"/>
     <w:next w:val="Normal"/>
+    <w:qFormat/>
     <w:pPr>
-      <w:keepNext/>
+      <w:keepNext w:val="true"/>
       <w:keepLines/>
       <w:spacing w:before="280" w:after="80"/>
       <w:outlineLvl w:val="3"/>
@@ -1937,8 +1738,9 @@
     <w:name w:val="heading 5"/>
     <w:basedOn w:val="Normal"/>
     <w:next w:val="Normal"/>
+    <w:qFormat/>
     <w:pPr>
-      <w:keepNext/>
+      <w:keepNext w:val="true"/>
       <w:keepLines/>
       <w:spacing w:before="240" w:after="80"/>
       <w:outlineLvl w:val="4"/>
@@ -1951,8 +1753,9 @@
     <w:name w:val="heading 6"/>
     <w:basedOn w:val="Normal"/>
     <w:next w:val="Normal"/>
+    <w:qFormat/>
     <w:pPr>
-      <w:keepNext/>
+      <w:keepNext w:val="true"/>
       <w:keepLines/>
       <w:spacing w:before="240" w:after="80"/>
       <w:outlineLvl w:val="5"/>
@@ -1962,41 +1765,92 @@
       <w:color w:val="666666"/>
     </w:rPr>
   </w:style>
-  <w:style w:type="character" w:default="1" w:styleId="DefaultParagraphFont">
+  <w:style w:type="character" w:styleId="DefaultParagraphFont" w:default="1">
     <w:name w:val="Default Paragraph Font"/>
     <w:uiPriority w:val="1"/>
     <w:semiHidden/>
     <w:unhideWhenUsed/>
+    <w:qFormat/>
+    <w:rPr/>
   </w:style>
-  <w:style w:type="table" w:default="1" w:styleId="TableNormal">
-    <w:name w:val="Normal Table"/>
+  <w:style w:type="character" w:styleId="Hyperlink">
+    <w:name w:val="Hyperlink"/>
+    <w:basedOn w:val="DefaultParagraphFont"/>
     <w:uiPriority w:val="99"/>
-    <w:semiHidden/>
     <w:unhideWhenUsed/>
-    <w:tblPr>
-      <w:tblInd w:w="0" w:type="dxa"/>
-      <w:tblCellMar>
-        <w:top w:w="0" w:type="dxa"/>
-        <w:left w:w="108" w:type="dxa"/>
-        <w:bottom w:w="0" w:type="dxa"/>
-        <w:right w:w="108" w:type="dxa"/>
-      </w:tblCellMar>
-    </w:tblPr>
+    <w:rsid w:val="00644587"/>
+    <w:rPr>
+      <w:color w:themeColor="hyperlink" w:val="0000FF"/>
+      <w:u w:val="single"/>
+    </w:rPr>
   </w:style>
-  <w:style w:type="numbering" w:default="1" w:styleId="NoList">
-    <w:name w:val="No List"/>
-    <w:uiPriority w:val="99"/>
-    <w:semiHidden/>
-    <w:unhideWhenUsed/>
+  <w:style w:type="paragraph" w:styleId="Heading">
+    <w:name w:val="Heading"/>
+    <w:basedOn w:val="Normal"/>
+    <w:next w:val="BodyText"/>
+    <w:qFormat/>
+    <w:pPr>
+      <w:keepNext w:val="true"/>
+      <w:spacing w:before="240" w:after="120"/>
+    </w:pPr>
+    <w:rPr>
+      <w:rFonts w:ascii="Liberation Sans" w:hAnsi="Liberation Sans" w:eastAsia="Microsoft YaHei" w:cs="Lucida Sans"/>
+      <w:sz w:val="28"/>
+      <w:szCs w:val="28"/>
+    </w:rPr>
+  </w:style>
+  <w:style w:type="paragraph" w:styleId="BodyText">
+    <w:name w:val="Body Text"/>
+    <w:basedOn w:val="Normal"/>
+    <w:pPr>
+      <w:spacing w:lineRule="auto" w:line="276" w:before="0" w:after="140"/>
+    </w:pPr>
+    <w:rPr/>
+  </w:style>
+  <w:style w:type="paragraph" w:styleId="List">
+    <w:name w:val="List"/>
+    <w:basedOn w:val="BodyText"/>
+    <w:pPr/>
+    <w:rPr>
+      <w:rFonts w:cs="Lucida Sans"/>
+    </w:rPr>
+  </w:style>
+  <w:style w:type="paragraph" w:styleId="Caption">
+    <w:name w:val="caption"/>
+    <w:basedOn w:val="Normal"/>
+    <w:qFormat/>
+    <w:pPr>
+      <w:suppressLineNumbers/>
+      <w:spacing w:before="120" w:after="120"/>
+    </w:pPr>
+    <w:rPr>
+      <w:rFonts w:cs="Lucida Sans"/>
+      <w:i/>
+      <w:iCs/>
+      <w:sz w:val="24"/>
+      <w:szCs w:val="24"/>
+    </w:rPr>
+  </w:style>
+  <w:style w:type="paragraph" w:styleId="Index">
+    <w:name w:val="Index"/>
+    <w:basedOn w:val="Normal"/>
+    <w:qFormat/>
+    <w:pPr>
+      <w:suppressLineNumbers/>
+    </w:pPr>
+    <w:rPr>
+      <w:rFonts w:cs="Lucida Sans"/>
+    </w:rPr>
   </w:style>
   <w:style w:type="paragraph" w:styleId="Title">
     <w:name w:val="Title"/>
     <w:basedOn w:val="Normal"/>
     <w:next w:val="Normal"/>
+    <w:qFormat/>
     <w:pPr>
-      <w:keepNext/>
+      <w:keepNext w:val="true"/>
       <w:keepLines/>
-      <w:spacing w:after="60"/>
+      <w:spacing w:before="0" w:after="60"/>
     </w:pPr>
     <w:rPr>
       <w:sz w:val="52"/>
@@ -2007,10 +1861,11 @@
     <w:name w:val="Subtitle"/>
     <w:basedOn w:val="Normal"/>
     <w:next w:val="Normal"/>
+    <w:qFormat/>
     <w:pPr>
-      <w:keepNext/>
+      <w:keepNext w:val="true"/>
       <w:keepLines/>
-      <w:spacing w:after="320"/>
+      <w:spacing w:before="0" w:after="320"/>
     </w:pPr>
     <w:rPr>
       <w:color w:val="666666"/>
@@ -2025,33 +1880,45 @@
     <w:qFormat/>
     <w:rsid w:val="00644587"/>
     <w:pPr>
-      <w:ind w:left="720"/>
+      <w:spacing w:before="0" w:after="0"/>
+      <w:ind w:start="720"/>
       <w:contextualSpacing/>
     </w:pPr>
+    <w:rPr/>
   </w:style>
-  <w:style w:type="character" w:styleId="Hyperlink">
-    <w:name w:val="Hyperlink"/>
-    <w:basedOn w:val="DefaultParagraphFont"/>
+  <w:style w:type="numbering" w:styleId="NoList" w:default="1">
+    <w:name w:val="No List"/>
     <w:uiPriority w:val="99"/>
+    <w:semiHidden/>
     <w:unhideWhenUsed/>
-    <w:rsid w:val="00644587"/>
-    <w:rPr>
-      <w:color w:val="0000FF" w:themeColor="hyperlink"/>
-      <w:u w:val="single"/>
-    </w:rPr>
+    <w:qFormat/>
+  </w:style>
+  <w:style w:type="table" w:default="1" w:styleId="TableNormal">
+    <w:name w:val="Normal Table"/>
+    <w:uiPriority w:val="99"/>
+    <w:semiHidden/>
+    <w:unhideWhenUsed/>
+    <w:tblPr>
+      <w:tblCellMar>
+        <w:top w:w="0" w:type="dxa"/>
+        <w:left w:w="108" w:type="dxa"/>
+        <w:bottom w:w="0" w:type="dxa"/>
+        <w:right w:w="108" w:type="dxa"/>
+      </w:tblCellMar>
+    </w:tblPr>
   </w:style>
 </w:styles>
 </file>
 
 <file path=word/theme/theme1.xml><?xml version="1.0" encoding="utf-8"?>
-<a:theme xmlns:a="http://schemas.openxmlformats.org/drawingml/2006/main" name="Office Theme">
+<a:theme xmlns:a="http://schemas.openxmlformats.org/drawingml/2006/main" xmlns:r="http://schemas.openxmlformats.org/officeDocument/2006/relationships" name="Office Theme">
   <a:themeElements>
     <a:clrScheme name="Office">
       <a:dk1>
-        <a:sysClr val="windowText" lastClr="000000"/>
+        <a:srgbClr val="000000"/>
       </a:dk1>
       <a:lt1>
-        <a:sysClr val="window" lastClr="FFFFFF"/>
+        <a:srgbClr val="FFFFFF"/>
       </a:lt1>
       <a:dk2>
         <a:srgbClr val="1F497D"/>
@@ -2086,279 +1953,131 @@
     </a:clrScheme>
     <a:fontScheme name="Office">
       <a:majorFont>
-        <a:latin typeface="Calibri"/>
+        <a:latin typeface="Calibri" pitchFamily="0" charset="1"/>
         <a:ea typeface=""/>
         <a:cs typeface=""/>
-        <a:font script="Jpan" typeface="ＭＳ ゴシック"/>
-        <a:font script="Hang" typeface="맑은 고딕"/>
-        <a:font script="Hans" typeface="宋体"/>
-        <a:font script="Hant" typeface="新細明體"/>
-        <a:font script="Arab" typeface="Times New Roman"/>
-        <a:font script="Hebr" typeface="Times New Roman"/>
-        <a:font script="Thai" typeface="Angsana New"/>
-        <a:font script="Ethi" typeface="Nyala"/>
-        <a:font script="Beng" typeface="Vrinda"/>
-        <a:font script="Gujr" typeface="Shruti"/>
-        <a:font script="Khmr" typeface="MoolBoran"/>
-        <a:font script="Knda" typeface="Tunga"/>
-        <a:font script="Guru" typeface="Raavi"/>
-        <a:font script="Cans" typeface="Euphemia"/>
-        <a:font script="Cher" typeface="Plantagenet Cherokee"/>
-        <a:font script="Yiii" typeface="Microsoft Yi Baiti"/>
-        <a:font script="Tibt" typeface="Microsoft Himalaya"/>
-        <a:font script="Thaa" typeface="MV Boli"/>
-        <a:font script="Deva" typeface="Mangal"/>
-        <a:font script="Telu" typeface="Gautami"/>
-        <a:font script="Taml" typeface="Latha"/>
-        <a:font script="Syrc" typeface="Estrangelo Edessa"/>
-        <a:font script="Orya" typeface="Kalinga"/>
-        <a:font script="Mlym" typeface="Kartika"/>
-        <a:font script="Laoo" typeface="DokChampa"/>
-        <a:font script="Sinh" typeface="Iskoola Pota"/>
-        <a:font script="Mong" typeface="Mongolian Baiti"/>
-        <a:font script="Viet" typeface="Times New Roman"/>
-        <a:font script="Uigh" typeface="Microsoft Uighur"/>
-        <a:font script="Geor" typeface="Sylfaen"/>
       </a:majorFont>
       <a:minorFont>
-        <a:latin typeface="Cambria"/>
+        <a:latin typeface="Cambria" pitchFamily="0" charset="1"/>
         <a:ea typeface=""/>
         <a:cs typeface=""/>
-        <a:font script="Jpan" typeface="ＭＳ 明朝"/>
-        <a:font script="Hang" typeface="맑은 고딕"/>
-        <a:font script="Hans" typeface="宋体"/>
-        <a:font script="Hant" typeface="新細明體"/>
-        <a:font script="Arab" typeface="Arial"/>
-        <a:font script="Hebr" typeface="Arial"/>
-        <a:font script="Thai" typeface="Cordia New"/>
-        <a:font script="Ethi" typeface="Nyala"/>
-        <a:font script="Beng" typeface="Vrinda"/>
-        <a:font script="Gujr" typeface="Shruti"/>
-        <a:font script="Khmr" typeface="DaunPenh"/>
-        <a:font script="Knda" typeface="Tunga"/>
-        <a:font script="Guru" typeface="Raavi"/>
-        <a:font script="Cans" typeface="Euphemia"/>
-        <a:font script="Cher" typeface="Plantagenet Cherokee"/>
-        <a:font script="Yiii" typeface="Microsoft Yi Baiti"/>
-        <a:font script="Tibt" typeface="Microsoft Himalaya"/>
-        <a:font script="Thaa" typeface="MV Boli"/>
-        <a:font script="Deva" typeface="Mangal"/>
-        <a:font script="Telu" typeface="Gautami"/>
-        <a:font script="Taml" typeface="Latha"/>
-        <a:font script="Syrc" typeface="Estrangelo Edessa"/>
-        <a:font script="Orya" typeface="Kalinga"/>
-        <a:font script="Mlym" typeface="Kartika"/>
-        <a:font script="Laoo" typeface="DokChampa"/>
-        <a:font script="Sinh" typeface="Iskoola Pota"/>
-        <a:font script="Mong" typeface="Mongolian Baiti"/>
-        <a:font script="Viet" typeface="Arial"/>
-        <a:font script="Uigh" typeface="Microsoft Uighur"/>
-        <a:font script="Geor" typeface="Sylfaen"/>
       </a:minorFont>
     </a:fontScheme>
-    <a:fmtScheme name="Office">
+    <a:fmtScheme>
       <a:fillStyleLst>
         <a:solidFill>
           <a:schemeClr val="phClr"/>
         </a:solidFill>
-        <a:gradFill rotWithShape="1">
+        <a:gradFill>
           <a:gsLst>
             <a:gs pos="0">
               <a:schemeClr val="phClr">
                 <a:tint val="50000"/>
-                <a:satMod val="300000"/>
               </a:schemeClr>
             </a:gs>
             <a:gs pos="35000">
               <a:schemeClr val="phClr">
                 <a:tint val="37000"/>
-                <a:satMod val="300000"/>
               </a:schemeClr>
             </a:gs>
             <a:gs pos="100000">
               <a:schemeClr val="phClr">
                 <a:tint val="15000"/>
-                <a:satMod val="350000"/>
               </a:schemeClr>
             </a:gs>
           </a:gsLst>
           <a:lin ang="16200000" scaled="1"/>
+          <a:tileRect l="0" t="0" r="0" b="0"/>
         </a:gradFill>
-        <a:gradFill rotWithShape="1">
+        <a:gradFill>
           <a:gsLst>
             <a:gs pos="0">
               <a:schemeClr val="phClr">
                 <a:tint val="100000"/>
                 <a:shade val="100000"/>
-                <a:satMod val="130000"/>
               </a:schemeClr>
             </a:gs>
             <a:gs pos="100000">
               <a:schemeClr val="phClr">
                 <a:tint val="50000"/>
                 <a:shade val="100000"/>
-                <a:satMod val="350000"/>
               </a:schemeClr>
             </a:gs>
           </a:gsLst>
           <a:lin ang="16200000" scaled="0"/>
+          <a:tileRect l="0" t="0" r="0" b="0"/>
         </a:gradFill>
       </a:fillStyleLst>
       <a:lnStyleLst>
         <a:ln w="9525" cap="flat" cmpd="sng" algn="ctr">
-          <a:solidFill>
-            <a:schemeClr val="phClr">
-              <a:shade val="95000"/>
-              <a:satMod val="105000"/>
-            </a:schemeClr>
-          </a:solidFill>
           <a:prstDash val="solid"/>
         </a:ln>
         <a:ln w="25400" cap="flat" cmpd="sng" algn="ctr">
-          <a:solidFill>
-            <a:schemeClr val="phClr"/>
-          </a:solidFill>
           <a:prstDash val="solid"/>
         </a:ln>
         <a:ln w="38100" cap="flat" cmpd="sng" algn="ctr">
-          <a:solidFill>
-            <a:schemeClr val="phClr"/>
-          </a:solidFill>
           <a:prstDash val="solid"/>
         </a:ln>
       </a:lnStyleLst>
       <a:effectStyleLst>
         <a:effectStyle>
-          <a:effectLst>
-            <a:outerShdw blurRad="40000" dist="20000" dir="5400000" rotWithShape="0">
-              <a:srgbClr val="000000">
-                <a:alpha val="38000"/>
-              </a:srgbClr>
-            </a:outerShdw>
-          </a:effectLst>
+          <a:effectLst/>
         </a:effectStyle>
         <a:effectStyle>
-          <a:effectLst>
-            <a:outerShdw blurRad="40000" dist="23000" dir="5400000" rotWithShape="0">
-              <a:srgbClr val="000000">
-                <a:alpha val="35000"/>
-              </a:srgbClr>
-            </a:outerShdw>
-          </a:effectLst>
+          <a:effectLst/>
         </a:effectStyle>
         <a:effectStyle>
-          <a:effectLst>
-            <a:outerShdw blurRad="40000" dist="23000" dir="5400000" rotWithShape="0">
-              <a:srgbClr val="000000">
-                <a:alpha val="35000"/>
-              </a:srgbClr>
-            </a:outerShdw>
-          </a:effectLst>
-          <a:scene3d>
-            <a:camera prst="orthographicFront">
-              <a:rot lat="0" lon="0" rev="0"/>
-            </a:camera>
-            <a:lightRig rig="threePt" dir="t">
-              <a:rot lat="0" lon="0" rev="1200000"/>
-            </a:lightRig>
-          </a:scene3d>
-          <a:sp3d>
-            <a:bevelT w="63500" h="25400"/>
-          </a:sp3d>
+          <a:effectLst/>
         </a:effectStyle>
       </a:effectStyleLst>
       <a:bgFillStyleLst>
         <a:solidFill>
           <a:schemeClr val="phClr"/>
         </a:solidFill>
-        <a:gradFill rotWithShape="1">
+        <a:gradFill>
           <a:gsLst>
             <a:gs pos="0">
               <a:schemeClr val="phClr">
                 <a:tint val="40000"/>
-                <a:satMod val="350000"/>
               </a:schemeClr>
             </a:gs>
             <a:gs pos="40000">
               <a:schemeClr val="phClr">
                 <a:tint val="45000"/>
                 <a:shade val="99000"/>
-                <a:satMod val="350000"/>
               </a:schemeClr>
             </a:gs>
             <a:gs pos="100000">
               <a:schemeClr val="phClr">
                 <a:shade val="20000"/>
-                <a:satMod val="255000"/>
               </a:schemeClr>
             </a:gs>
           </a:gsLst>
           <a:path path="circle">
             <a:fillToRect l="50000" t="-80000" r="50000" b="180000"/>
           </a:path>
+          <a:tileRect l="0" t="0" r="0" b="0"/>
         </a:gradFill>
-        <a:gradFill rotWithShape="1">
+        <a:gradFill>
           <a:gsLst>
             <a:gs pos="0">
               <a:schemeClr val="phClr">
                 <a:tint val="80000"/>
-                <a:satMod val="300000"/>
               </a:schemeClr>
             </a:gs>
             <a:gs pos="100000">
               <a:schemeClr val="phClr">
                 <a:shade val="30000"/>
-                <a:satMod val="200000"/>
               </a:schemeClr>
             </a:gs>
           </a:gsLst>
           <a:path path="circle">
             <a:fillToRect l="50000" t="50000" r="50000" b="50000"/>
           </a:path>
+          <a:tileRect l="0" t="0" r="0" b="0"/>
         </a:gradFill>
       </a:bgFillStyleLst>
     </a:fmtScheme>
   </a:themeElements>
-  <a:objectDefaults>
-    <a:spDef>
-      <a:spPr/>
-      <a:bodyPr/>
-      <a:lstStyle/>
-      <a:style>
-        <a:lnRef idx="1">
-          <a:schemeClr val="accent1"/>
-        </a:lnRef>
-        <a:fillRef idx="3">
-          <a:schemeClr val="accent1"/>
-        </a:fillRef>
-        <a:effectRef idx="2">
-          <a:schemeClr val="accent1"/>
-        </a:effectRef>
-        <a:fontRef idx="minor">
-          <a:schemeClr val="lt1"/>
-        </a:fontRef>
-      </a:style>
-    </a:spDef>
-    <a:lnDef>
-      <a:spPr/>
-      <a:bodyPr/>
-      <a:lstStyle/>
-      <a:style>
-        <a:lnRef idx="2">
-          <a:schemeClr val="accent1"/>
-        </a:lnRef>
-        <a:fillRef idx="0">
-          <a:schemeClr val="accent1"/>
-        </a:fillRef>
-        <a:effectRef idx="1">
-          <a:schemeClr val="accent1"/>
-        </a:effectRef>
-        <a:fontRef idx="minor">
-          <a:schemeClr val="tx1"/>
-        </a:fontRef>
-      </a:style>
-    </a:lnDef>
-  </a:objectDefaults>
-  <a:extraClrSchemeLst/>
 </a:theme>
 </file>